--- a/高中数学/高中数学同步/人教B版选必2 第3章 排列、组合与二项式定理·简单卷（29题）.docx
+++ b/高中数学/高中数学同步/人教B版选必2 第3章 排列、组合与二项式定理·简单卷（29题）.docx
@@ -495,31 +495,7 @@
           <w:sz w:val="21"/>
           <w:szCs w:val="21"/>
         </w:rPr>
-        <w:t>【详解】因为备有6种素菜，5种荤菜，3种汤，</w:t>
-      </w:r>
-      <w:r>
-        <w:rPr>
-          <w:rFonts w:ascii="Times New Roman" w:hAnsi="Times New Roman" w:eastAsia="宋体"/>
-          <w:sz w:val="21"/>
-          <w:szCs w:val="21"/>
-        </w:rPr>
-        <w:t>所以素菜有6种选法，荤菜有5种选法，汤菜有3种选法，</w:t>
-      </w:r>
-      <w:r>
-        <w:rPr>
-          <w:rFonts w:ascii="Times New Roman" w:hAnsi="Times New Roman" w:eastAsia="宋体"/>
-          <w:sz w:val="21"/>
-          <w:szCs w:val="21"/>
-        </w:rPr>
-        <w:t>所以要配成一荤一素一汤的套餐，则可以配制出不同的套餐有</w:t>
-      </w:r>
-      <w:r>
-        <w:rPr>
-          <w:rFonts w:ascii="Times New Roman" w:hAnsi="Times New Roman" w:eastAsia="宋体"/>
-          <w:sz w:val="21"/>
-          <w:szCs w:val="21"/>
-        </w:rPr>
-        <w:t>种</w:t>
+        <w:t xml:space="preserve">【详解】因为备有6种素菜，5种荤菜，3种汤，所以素菜有6种选法，荤菜有5种选法，汤菜有3种选法，所以要配成一荤一素一汤的套餐，则可以配制出不同的套餐有</w:t>
       </w:r>
       <m:oMath>
         <m:r>
@@ -579,6 +555,14 @@
           <m:t>90</m:t>
         </m:r>
       </m:oMath>
+      <w:r>
+        <w:rPr>
+          <w:rFonts w:ascii="Times New Roman" w:hAnsi="Times New Roman" w:eastAsia="宋体"/>
+          <w:sz w:val="21"/>
+          <w:szCs w:val="21"/>
+        </w:rPr>
+        <w:t xml:space="preserve">种</w:t>
+      </w:r>
     </w:p>
     <w:p>
       <w:pPr>
@@ -1846,23 +1830,7 @@
           <w:sz w:val="21"/>
           <w:szCs w:val="21"/>
         </w:rPr>
-        <w:t>第三步，排百位，从剩余的7个数字中取1个，有7种取法．</w:t>
-      </w:r>
-      <w:r>
-        <w:rPr>
-          <w:rFonts w:ascii="Times New Roman" w:hAnsi="Times New Roman" w:eastAsia="宋体"/>
-          <w:sz w:val="21"/>
-          <w:szCs w:val="21"/>
-        </w:rPr>
-        <w:t>所以可以组成无重复数字的三位奇数的个数为</w:t>
-      </w:r>
-      <w:r>
-        <w:rPr>
-          <w:rFonts w:ascii="Times New Roman" w:hAnsi="Times New Roman" w:eastAsia="宋体"/>
-          <w:sz w:val="21"/>
-          <w:szCs w:val="21"/>
-        </w:rPr>
-        <w:t>个．</w:t>
+        <w:t xml:space="preserve">第三步，排百位，从剩余的7个数字中取1个，有7种取法．所以可以组成无重复数字的三位奇数的个数为</w:t>
       </w:r>
       <m:oMath>
         <m:r>
@@ -1922,6 +1890,14 @@
           <m:t>280</m:t>
         </m:r>
       </m:oMath>
+      <w:r>
+        <w:rPr>
+          <w:rFonts w:ascii="Times New Roman" w:hAnsi="Times New Roman" w:eastAsia="宋体"/>
+          <w:sz w:val="21"/>
+          <w:szCs w:val="21"/>
+        </w:rPr>
+        <w:t xml:space="preserve">个．</w:t>
+      </w:r>
     </w:p>
     <w:p>
       <w:pPr>
@@ -4765,7 +4741,7 @@
           <w:sz w:val="21"/>
           <w:szCs w:val="21"/>
         </w:rPr>
-        <w:t>（2）已知</w:t>
+        <w:t xml:space="preserve">（2）已知</w:t>
       </w:r>
       <m:oMath>
         <m:sSubSup>
@@ -4826,7 +4802,7 @@
           <w:sz w:val="21"/>
           <w:szCs w:val="21"/>
         </w:rPr>
-        <w:t>，那么</w:t>
+        <w:t xml:space="preserve">，那么</w:t>
       </w:r>
       <m:oMath>
         <m:r>
@@ -4848,53 +4824,11 @@
       </m:oMath>
       <w:r>
         <w:rPr>
-          <w:rFonts w:ascii="Times New Roman" w:eastAsia="宋体" w:hAnsi="Times New Roman" w:cs="Times New Roman"/>
-          <w:b w:val="0"/>
-          <w:sz w:val="21"/>
-          <w:szCs w:val="21"/>
-        </w:rPr>
-        <w:t>______</w:t>
-      </w:r>
-      <w:r>
-        <w:rPr>
-          <w:rFonts w:ascii="Times New Roman" w:hAnsi="Times New Roman" w:eastAsia="宋体"/>
-          <w:sz w:val="21"/>
-          <w:szCs w:val="21"/>
-        </w:rPr>
-        <w:t>；</w:t>
-      </w:r>
-      <w:r>
-        <w:rPr>
-          <w:rFonts w:ascii="Times New Roman" w:hAnsi="Times New Roman" w:eastAsia="宋体"/>
-          <w:sz w:val="21"/>
-          <w:szCs w:val="21"/>
-        </w:rPr>
-        <w:t>（3）已知</w:t>
-      </w:r>
-      <w:r>
-        <w:rPr>
-          <w:rFonts w:ascii="Times New Roman" w:hAnsi="Times New Roman" w:eastAsia="宋体"/>
-          <w:sz w:val="21"/>
-          <w:szCs w:val="21"/>
-        </w:rPr>
-        <w:t>，那么</w:t>
-      </w:r>
-      <w:r>
-        <w:rPr>
-          <w:rFonts w:ascii="Times New Roman" w:eastAsia="宋体" w:hAnsi="Times New Roman" w:cs="Times New Roman"/>
-          <w:b w:val="0"/>
-          <w:sz w:val="21"/>
-          <w:szCs w:val="21"/>
-        </w:rPr>
-        <w:t>______</w:t>
-      </w:r>
-      <w:r>
-        <w:rPr>
-          <w:rFonts w:ascii="Times New Roman" w:hAnsi="Times New Roman" w:eastAsia="宋体"/>
-          <w:sz w:val="21"/>
-          <w:szCs w:val="21"/>
-        </w:rPr>
-        <w:t>．</w:t>
+          <w:rFonts w:ascii="Times New Roman" w:hAnsi="Times New Roman" w:eastAsia="宋体"/>
+          <w:sz w:val="21"/>
+          <w:szCs w:val="21"/>
+        </w:rPr>
+        <w:t xml:space="preserve">______；（3）已知</w:t>
       </w:r>
       <m:oMath>
         <m:sSubSup>
@@ -5000,6 +4934,14 @@
           </m:sup>
         </m:sSubSup>
       </m:oMath>
+      <w:r>
+        <w:rPr>
+          <w:rFonts w:ascii="Times New Roman" w:hAnsi="Times New Roman" w:eastAsia="宋体"/>
+          <w:sz w:val="21"/>
+          <w:szCs w:val="21"/>
+        </w:rPr>
+        <w:t xml:space="preserve">，那么</w:t>
+      </w:r>
       <m:oMath>
         <m:r>
           <w:rPr>
@@ -5018,6 +4960,14 @@
           <m:t>=</m:t>
         </m:r>
       </m:oMath>
+      <w:r>
+        <w:rPr>
+          <w:rFonts w:ascii="Times New Roman" w:hAnsi="Times New Roman" w:eastAsia="宋体"/>
+          <w:sz w:val="21"/>
+          <w:szCs w:val="21"/>
+        </w:rPr>
+        <w:t xml:space="preserve">______．</w:t>
+      </w:r>
     </w:p>
     <w:p>
       <w:pPr>
@@ -10062,23 +10012,7 @@
           <w:sz w:val="21"/>
           <w:szCs w:val="21"/>
         </w:rPr>
-        <w:t>【分析】根据两点确定一条直线，不共线的三点确定一个圆，利用组合数运算，即可求出结果．</w:t>
-      </w:r>
-      <w:r>
-        <w:rPr>
-          <w:rFonts w:ascii="Times New Roman" w:hAnsi="Times New Roman" w:eastAsia="宋体"/>
-          <w:sz w:val="21"/>
-          <w:szCs w:val="21"/>
-        </w:rPr>
-        <w:t>【详解】（1）从10个点任选2个点即可故有</w:t>
-      </w:r>
-      <w:r>
-        <w:rPr>
-          <w:rFonts w:ascii="Times New Roman" w:hAnsi="Times New Roman" w:eastAsia="宋体"/>
-          <w:sz w:val="21"/>
-          <w:szCs w:val="21"/>
-        </w:rPr>
-        <w:t>条</w:t>
+        <w:t xml:space="preserve">【分析】根据两点确定一条直线，不共线的三点确定一个圆，利用组合数运算，即可求出结果．【详解】（1）从10个点任选2个点即可故有</w:t>
       </w:r>
       <m:oMath>
         <m:sSubSup>
@@ -10130,6 +10064,14 @@
           <m:t>45</m:t>
         </m:r>
       </m:oMath>
+      <w:r>
+        <w:rPr>
+          <w:rFonts w:ascii="Times New Roman" w:hAnsi="Times New Roman" w:eastAsia="宋体"/>
+          <w:sz w:val="21"/>
+          <w:szCs w:val="21"/>
+        </w:rPr>
+        <w:t xml:space="preserve">条</w:t>
+      </w:r>
     </w:p>
     <w:p>
       <w:pPr>
@@ -10338,14 +10280,6 @@
         </w:rPr>
         <w:t>(2)</w:t>
       </w:r>
-      <w:r>
-        <w:rPr>
-          <w:rFonts w:ascii="Times New Roman" w:hAnsi="Times New Roman" w:eastAsia="宋体"/>
-          <w:sz w:val="21"/>
-          <w:szCs w:val="21"/>
-        </w:rPr>
-        <w:t>．</w:t>
-      </w:r>
       <m:oMath>
         <m:sSup>
           <m:e>
@@ -10393,6 +10327,14 @@
           </m:sup>
         </m:sSup>
       </m:oMath>
+      <w:r>
+        <w:rPr>
+          <w:rFonts w:ascii="Times New Roman" w:hAnsi="Times New Roman" w:eastAsia="宋体"/>
+          <w:sz w:val="21"/>
+          <w:szCs w:val="21"/>
+        </w:rPr>
+        <w:t>．</w:t>
+      </w:r>
     </w:p>
     <w:p>
       <w:pPr>

--- a/高中数学/高中数学同步/人教B版选必2 第3章 排列、组合与二项式定理·简单卷（29题）.docx
+++ b/高中数学/高中数学同步/人教B版选必2 第3章 排列、组合与二项式定理·简单卷（29题）.docx
@@ -25604,7 +25604,7 @@
     <w:sectPr>
       <w:footerReference w:type="default" r:id="rId11"/>
       <w:pgSz w:w="11906" w:h="16838"/>
-      <w:pgMar w:top="720" w:right="720" w:bottom="720" w:left="720" w:header="720" w:footer="720" w:gutter="0"/>
+      <w:pgMar w:top="850" w:right="850" w:bottom="850" w:left="850" w:header="850" w:footer="850" w:gutter="0"/>
       <w:pgNumType w:start="1"/>
       <w:cols w:space="720"/>
       <w:docGrid w:linePitch="360"/>
@@ -25639,84 +25639,62 @@
 </file>
 
 <file path=word/footer1.xml><?xml version="1.0" encoding="utf-8"?>
-<w:ftr xmlns:wpc="http://schemas.microsoft.com/office/word/2010/wordprocessingCanvas" xmlns:cx="http://schemas.microsoft.com/office/drawing/2014/chartex" xmlns:cx1="http://schemas.microsoft.com/office/drawing/2015/9/8/chartex" xmlns:cx2="http://schemas.microsoft.com/office/drawing/2015/10/21/chartex" xmlns:cx3="http://schemas.microsoft.com/office/drawing/2016/5/9/chartex" xmlns:cx4="http://schemas.microsoft.com/office/drawing/2016/5/10/chartex" xmlns:cx5="http://schemas.microsoft.com/office/drawing/2016/5/11/chartex" xmlns:cx6="http://schemas.microsoft.com/office/drawing/2016/5/12/chartex" xmlns:cx7="http://schemas.microsoft.com/office/drawing/2016/5/13/chartex" xmlns:cx8="http://schemas.microsoft.com/office/drawing/2016/5/14/chartex" xmlns:mc="http://schemas.openxmlformats.org/markup-compatibility/2006" xmlns:aink="http://schemas.microsoft.com/office/drawing/2016/ink" xmlns:am3d="http://schemas.microsoft.com/office/drawing/2017/model3d" xmlns:o="urn:schemas-microsoft-com:office:office" xmlns:oel="http://schemas.microsoft.com/office/2019/extlst" xmlns:r="http://schemas.openxmlformats.org/officeDocument/2006/relationships" xmlns:m="http://schemas.openxmlformats.org/officeDocument/2006/math" xmlns:v="urn:schemas-microsoft-com:vml" xmlns:wp14="http://schemas.microsoft.com/office/word/2010/wordprocessingDrawing" xmlns:wp="http://schemas.openxmlformats.org/drawingml/2006/wordprocessingDrawing" xmlns:w10="urn:schemas-microsoft-com:office:word" xmlns:w="http://schemas.openxmlformats.org/wordprocessingml/2006/main" xmlns:w14="http://schemas.microsoft.com/office/word/2010/wordml" xmlns:w15="http://schemas.microsoft.com/office/word/2012/wordml" xmlns:w16cex="http://schemas.microsoft.com/office/word/2018/wordml/cex" xmlns:w16cid="http://schemas.microsoft.com/office/word/2016/wordml/cid" xmlns:w16="http://schemas.microsoft.com/office/word/2018/wordml" xmlns:w16sdtdh="http://schemas.microsoft.com/office/word/2020/wordml/sdtdatahash" xmlns:w16se="http://schemas.microsoft.com/office/word/2015/wordml/symex" xmlns:wpg="http://schemas.microsoft.com/office/word/2010/wordprocessingGroup" xmlns:wpi="http://schemas.microsoft.com/office/word/2010/wordprocessingInk" xmlns:wne="http://schemas.microsoft.com/office/word/2006/wordml" xmlns:wps="http://schemas.microsoft.com/office/word/2010/wordprocessingShape" mc:Ignorable="w14 w15 w16se w16cid w16 w16cex w16sdtdh wp14">
+<w:ftr xmlns:w="http://schemas.openxmlformats.org/wordprocessingml/2006/main" xmlns:r="http://schemas.openxmlformats.org/officeDocument/2006/relationships">
   <w:p>
     <w:pPr>
       <w:jc w:val="center"/>
     </w:pPr>
     <w:r>
       <w:rPr>
-        <w:rFonts w:ascii="Times New Roman" w:eastAsia="宋体" w:hAnsi="Times New Roman"/>
+        <w:rFonts w:ascii="Times New Roman" w:hAnsi="Times New Roman" w:eastAsia="宋体"/>
         <w:sz w:val="21"/>
         <w:szCs w:val="21"/>
       </w:rPr>
-      <w:t>第</w:t>
+      <w:t xml:space="preserve">第3章·简单　</w:t>
     </w:r>
     <w:r>
-      <w:fldChar w:fldCharType="begin"/>
-    </w:r>
-    <w:r>
-      <w:instrText xml:space="preserve"> PAGE </w:instrText>
-    </w:r>
-    <w:r>
-      <w:fldChar w:fldCharType="separate"/>
-    </w:r>
-    <w:r>
-      <w:rPr>
-        <w:rFonts w:ascii="Times New Roman" w:eastAsia="宋体" w:hAnsi="Times New Roman"/>
+      <w:rPr>
+        <w:rFonts w:ascii="Times New Roman" w:hAnsi="Times New Roman" w:eastAsia="宋体"/>
         <w:sz w:val="21"/>
         <w:szCs w:val="21"/>
       </w:rPr>
-      <w:t>1</w:t>
+      <w:t xml:space="preserve">第</w:t>
     </w:r>
+    <w:fldSimple w:instr=" PAGE ">
+      <w:r>
+        <w:rPr>
+          <w:rFonts w:ascii="Times New Roman" w:hAnsi="Times New Roman" w:eastAsia="宋体"/>
+          <w:sz w:val="21"/>
+          <w:szCs w:val="21"/>
+        </w:rPr>
+        <w:t xml:space="preserve">1</w:t>
+      </w:r>
+    </w:fldSimple>
     <w:r>
       <w:rPr>
-        <w:rFonts w:ascii="Times New Roman" w:eastAsia="宋体" w:hAnsi="Times New Roman"/>
+        <w:rFonts w:ascii="Times New Roman" w:hAnsi="Times New Roman" w:eastAsia="宋体"/>
         <w:sz w:val="21"/>
         <w:szCs w:val="21"/>
       </w:rPr>
-      <w:fldChar w:fldCharType="end"/>
+      <w:t xml:space="preserve">页（共</w:t>
     </w:r>
+    <w:fldSimple w:instr=" NUMPAGES ">
+      <w:r>
+        <w:rPr>
+          <w:rFonts w:ascii="Times New Roman" w:hAnsi="Times New Roman" w:eastAsia="宋体"/>
+          <w:sz w:val="21"/>
+          <w:szCs w:val="21"/>
+        </w:rPr>
+        <w:t xml:space="preserve">1</w:t>
+      </w:r>
+    </w:fldSimple>
     <w:r>
       <w:rPr>
-        <w:rFonts w:ascii="Times New Roman" w:eastAsia="宋体" w:hAnsi="Times New Roman"/>
+        <w:rFonts w:ascii="Times New Roman" w:hAnsi="Times New Roman" w:eastAsia="宋体"/>
         <w:sz w:val="21"/>
         <w:szCs w:val="21"/>
       </w:rPr>
-      <w:t>页（共</w:t>
-    </w:r>
-    <w:r>
-      <w:fldChar w:fldCharType="begin"/>
-    </w:r>
-    <w:r>
-      <w:instrText xml:space="preserve"> NUMPAGES </w:instrText>
-    </w:r>
-    <w:r>
-      <w:fldChar w:fldCharType="separate"/>
-    </w:r>
-    <w:r>
-      <w:rPr>
-        <w:rFonts w:ascii="Times New Roman" w:eastAsia="宋体" w:hAnsi="Times New Roman"/>
-        <w:sz w:val="21"/>
-        <w:szCs w:val="21"/>
-      </w:rPr>
-      <w:t>1</w:t>
-    </w:r>
-    <w:r>
-      <w:rPr>
-        <w:rFonts w:ascii="Times New Roman" w:eastAsia="宋体" w:hAnsi="Times New Roman"/>
-        <w:sz w:val="21"/>
-        <w:szCs w:val="21"/>
-      </w:rPr>
-      <w:fldChar w:fldCharType="end"/>
-    </w:r>
-    <w:r>
-      <w:rPr>
-        <w:rFonts w:ascii="Times New Roman" w:eastAsia="宋体" w:hAnsi="Times New Roman"/>
-        <w:sz w:val="21"/>
-        <w:szCs w:val="21"/>
-      </w:rPr>
-      <w:t>页）</w:t>
+      <w:t xml:space="preserve">页）</w:t>
     </w:r>
   </w:p>
 </w:ftr>

--- a/高中数学/高中数学同步/人教B版选必2 第3章 排列、组合与二项式定理·简单卷（29题）.docx
+++ b/高中数学/高中数学同步/人教B版选必2 第3章 排列、组合与二项式定理·简单卷（29题）.docx
@@ -4,7 +4,7 @@
   <w:body>
     <w:p>
       <w:pPr>
-        <w:spacing w:after="0" w:line="300" w:lineRule="auto"/>
+        <w:spacing w:after="0" w:line="300" w:lineRule="auto" w:before="0"/>
         <w:rPr>
           <w:lang w:eastAsia="zh-CN"/>
         </w:rPr>
@@ -129,6 +129,7 @@
     </w:p>
     <w:p>
       <w:pPr>
+        <w:spacing w:before="0" w:after="0" w:line="300" w:lineRule="auto"/>
         <w:rPr>
           <w:lang w:eastAsia="zh-CN"/>
         </w:rPr>
@@ -136,6 +137,7 @@
     </w:p>
     <w:p>
       <w:pPr>
+        <w:spacing w:before="0" w:after="0" w:line="300" w:lineRule="auto"/>
         <w:rPr>
           <w:lang w:eastAsia="zh-CN"/>
         </w:rPr>
@@ -165,6 +167,7 @@
     </w:p>
     <w:p>
       <w:pPr>
+        <w:spacing w:before="0" w:after="0" w:line="300" w:lineRule="auto"/>
         <w:rPr>
           <w:lang w:eastAsia="zh-CN"/>
         </w:rPr>
@@ -194,7 +197,7 @@
     </w:p>
     <w:p>
       <w:pPr>
-        <w:spacing w:after="0" w:line="300" w:lineRule="auto"/>
+        <w:spacing w:after="0" w:line="300" w:lineRule="auto" w:before="0"/>
         <w:rPr>
           <w:sz w:val="21"/>
           <w:szCs w:val="21"/>
@@ -299,7 +302,7 @@
           <w:tab w:val="left" w:pos="4156"/>
           <w:tab w:val="left" w:pos="6234"/>
         </w:tabs>
-        <w:spacing w:after="0" w:line="300" w:lineRule="auto"/>
+        <w:spacing w:after="0" w:line="300" w:lineRule="auto" w:before="0"/>
         <w:rPr>
           <w:sz w:val="21"/>
           <w:szCs w:val="21"/>
@@ -439,7 +442,7 @@
     </w:p>
     <w:p>
       <w:pPr>
-        <w:spacing w:after="0" w:line="300" w:lineRule="auto"/>
+        <w:spacing w:after="0" w:line="300" w:lineRule="auto" w:before="0"/>
         <w:rPr>
           <w:sz w:val="21"/>
           <w:szCs w:val="21"/>
@@ -494,7 +497,7 @@
     </w:p>
     <w:p>
       <w:pPr>
-        <w:spacing w:after="0" w:line="300" w:lineRule="auto"/>
+        <w:spacing w:after="0" w:line="300" w:lineRule="auto" w:before="0"/>
         <w:rPr>
           <w:sz w:val="21"/>
           <w:szCs w:val="21"/>
@@ -646,7 +649,7 @@
     </w:p>
     <w:p>
       <w:pPr>
-        <w:spacing w:after="0" w:line="300" w:lineRule="auto"/>
+        <w:spacing w:after="0" w:line="300" w:lineRule="auto" w:before="0"/>
         <w:rPr>
           <w:sz w:val="21"/>
           <w:szCs w:val="21"/>
@@ -736,7 +739,7 @@
     </w:p>
     <w:p>
       <w:pPr>
-        <w:spacing w:after="0" w:line="300" w:lineRule="auto"/>
+        <w:spacing w:after="0" w:line="300" w:lineRule="auto" w:before="0"/>
         <w:rPr>
           <w:lang w:eastAsia="zh-CN"/>
         </w:rPr>
@@ -744,6 +747,7 @@
     </w:p>
     <w:p>
       <w:pPr>
+        <w:spacing w:before="0" w:after="0" w:line="300" w:lineRule="auto"/>
         <w:rPr>
           <w:lang w:eastAsia="zh-CN"/>
         </w:rPr>
@@ -773,7 +777,7 @@
     </w:p>
     <w:p>
       <w:pPr>
-        <w:spacing w:after="0" w:line="300" w:lineRule="auto"/>
+        <w:spacing w:after="0" w:line="300" w:lineRule="auto" w:before="0"/>
         <w:rPr>
           <w:sz w:val="21"/>
           <w:szCs w:val="21"/>
@@ -878,7 +882,7 @@
           <w:tab w:val="left" w:pos="4156"/>
           <w:tab w:val="left" w:pos="6234"/>
         </w:tabs>
-        <w:spacing w:after="0" w:line="300" w:lineRule="auto"/>
+        <w:spacing w:after="0" w:line="300" w:lineRule="auto" w:before="0"/>
         <w:rPr>
           <w:sz w:val="21"/>
           <w:szCs w:val="21"/>
@@ -999,7 +1003,7 @@
     </w:p>
     <w:p>
       <w:pPr>
-        <w:spacing w:after="0" w:line="300" w:lineRule="auto"/>
+        <w:spacing w:after="0" w:line="300" w:lineRule="auto" w:before="0"/>
         <w:rPr>
           <w:sz w:val="21"/>
           <w:szCs w:val="21"/>
@@ -1054,7 +1058,7 @@
     </w:p>
     <w:p>
       <w:pPr>
-        <w:spacing w:after="0" w:line="300" w:lineRule="auto"/>
+        <w:spacing w:after="0" w:line="300" w:lineRule="auto" w:before="0"/>
         <w:rPr>
           <w:sz w:val="21"/>
           <w:szCs w:val="21"/>
@@ -1181,7 +1185,7 @@
     </w:p>
     <w:p>
       <w:pPr>
-        <w:spacing w:after="0" w:line="300" w:lineRule="auto"/>
+        <w:spacing w:after="0" w:line="300" w:lineRule="auto" w:before="0"/>
         <w:rPr>
           <w:sz w:val="21"/>
           <w:szCs w:val="21"/>
@@ -1328,7 +1332,7 @@
     </w:p>
     <w:p>
       <w:pPr>
-        <w:spacing w:after="0" w:line="300" w:lineRule="auto"/>
+        <w:spacing w:after="0" w:line="300" w:lineRule="auto" w:before="0"/>
         <w:rPr>
           <w:sz w:val="21"/>
           <w:szCs w:val="21"/>
@@ -1356,7 +1360,7 @@
     </w:p>
     <w:p>
       <w:pPr>
-        <w:spacing w:after="0" w:line="300" w:lineRule="auto"/>
+        <w:spacing w:after="0" w:line="300" w:lineRule="auto" w:before="0"/>
         <w:rPr>
           <w:lang w:eastAsia="zh-CN"/>
         </w:rPr>
@@ -1364,6 +1368,7 @@
     </w:p>
     <w:p>
       <w:pPr>
+        <w:spacing w:before="0" w:after="0" w:line="300" w:lineRule="auto"/>
         <w:rPr>
           <w:lang w:eastAsia="zh-CN"/>
         </w:rPr>
@@ -1393,7 +1398,7 @@
     </w:p>
     <w:p>
       <w:pPr>
-        <w:spacing w:after="0" w:line="300" w:lineRule="auto"/>
+        <w:spacing w:after="0" w:line="300" w:lineRule="auto" w:before="0"/>
         <w:rPr>
           <w:sz w:val="21"/>
           <w:szCs w:val="21"/>
@@ -1516,7 +1521,7 @@
           <w:tab w:val="left" w:pos="4156"/>
           <w:tab w:val="left" w:pos="6234"/>
         </w:tabs>
-        <w:spacing w:after="0" w:line="300" w:lineRule="auto"/>
+        <w:spacing w:after="0" w:line="300" w:lineRule="auto" w:before="0"/>
         <w:rPr>
           <w:sz w:val="21"/>
           <w:szCs w:val="21"/>
@@ -1637,7 +1642,7 @@
     </w:p>
     <w:p>
       <w:pPr>
-        <w:spacing w:after="0" w:line="300" w:lineRule="auto"/>
+        <w:spacing w:after="0" w:line="300" w:lineRule="auto" w:before="0"/>
         <w:rPr>
           <w:sz w:val="21"/>
           <w:szCs w:val="21"/>
@@ -1692,7 +1697,7 @@
     </w:p>
     <w:p>
       <w:pPr>
-        <w:spacing w:after="0" w:line="300" w:lineRule="auto"/>
+        <w:spacing w:after="0" w:line="300" w:lineRule="auto" w:before="0"/>
         <w:rPr>
           <w:sz w:val="21"/>
           <w:szCs w:val="21"/>
@@ -1783,7 +1788,7 @@
     </w:p>
     <w:p>
       <w:pPr>
-        <w:spacing w:after="0" w:line="300" w:lineRule="auto"/>
+        <w:spacing w:after="0" w:line="300" w:lineRule="auto" w:before="0"/>
         <w:rPr>
           <w:sz w:val="21"/>
           <w:szCs w:val="21"/>
@@ -1874,7 +1879,7 @@
     </w:p>
     <w:p>
       <w:pPr>
-        <w:spacing w:after="0" w:line="300" w:lineRule="auto"/>
+        <w:spacing w:after="0" w:line="300" w:lineRule="auto" w:before="0"/>
         <w:rPr>
           <w:lang w:eastAsia="zh-CN"/>
         </w:rPr>
@@ -1882,6 +1887,7 @@
     </w:p>
     <w:p>
       <w:pPr>
+        <w:spacing w:before="0" w:after="0" w:line="300" w:lineRule="auto"/>
         <w:rPr>
           <w:lang w:eastAsia="zh-CN"/>
         </w:rPr>
@@ -1911,7 +1917,7 @@
     </w:p>
     <w:p>
       <w:pPr>
-        <w:spacing w:after="0" w:line="300" w:lineRule="auto"/>
+        <w:spacing w:after="0" w:line="300" w:lineRule="auto" w:before="0"/>
         <w:rPr>
           <w:sz w:val="21"/>
           <w:szCs w:val="21"/>
@@ -2047,7 +2053,7 @@
     </w:p>
     <w:p>
       <w:pPr>
-        <w:spacing w:after="0" w:line="300" w:lineRule="auto"/>
+        <w:spacing w:after="0" w:line="300" w:lineRule="auto" w:before="0"/>
         <w:rPr>
           <w:sz w:val="21"/>
           <w:szCs w:val="21"/>
@@ -2145,7 +2151,7 @@
     </w:p>
     <w:p>
       <w:pPr>
-        <w:spacing w:after="0" w:line="300" w:lineRule="auto"/>
+        <w:spacing w:after="0" w:line="300" w:lineRule="auto" w:before="0"/>
         <w:rPr>
           <w:sz w:val="21"/>
           <w:szCs w:val="21"/>
@@ -2234,7 +2240,7 @@
     </w:p>
     <w:p>
       <w:pPr>
-        <w:spacing w:after="0" w:line="300" w:lineRule="auto"/>
+        <w:spacing w:after="0" w:line="300" w:lineRule="auto" w:before="0"/>
         <w:rPr>
           <w:sz w:val="21"/>
           <w:szCs w:val="21"/>
@@ -2368,7 +2374,7 @@
     </w:p>
     <w:p>
       <w:pPr>
-        <w:spacing w:after="0" w:line="300" w:lineRule="auto"/>
+        <w:spacing w:after="0" w:line="300" w:lineRule="auto" w:before="0"/>
         <w:rPr>
           <w:sz w:val="21"/>
           <w:szCs w:val="21"/>
@@ -2479,7 +2485,7 @@
     </w:p>
     <w:p>
       <w:pPr>
-        <w:spacing w:after="0" w:line="300" w:lineRule="auto"/>
+        <w:spacing w:after="0" w:line="300" w:lineRule="auto" w:before="0"/>
         <w:rPr>
           <w:sz w:val="21"/>
           <w:szCs w:val="21"/>
@@ -2591,7 +2597,7 @@
     </w:p>
     <w:p>
       <w:pPr>
-        <w:spacing w:after="0" w:line="300" w:lineRule="auto"/>
+        <w:spacing w:after="0" w:line="300" w:lineRule="auto" w:before="0"/>
         <w:rPr>
           <w:sz w:val="21"/>
           <w:szCs w:val="21"/>
@@ -2724,7 +2730,7 @@
     </w:p>
     <w:p>
       <w:pPr>
-        <w:spacing w:after="0" w:line="300" w:lineRule="auto"/>
+        <w:spacing w:after="0" w:line="300" w:lineRule="auto" w:before="0"/>
         <w:rPr>
           <w:lang w:eastAsia="zh-CN"/>
         </w:rPr>
@@ -2732,7 +2738,7 @@
     </w:p>
     <w:p>
       <w:pPr>
-        <w:spacing w:after="0" w:line="300" w:lineRule="auto"/>
+        <w:spacing w:after="0" w:line="300" w:lineRule="auto" w:before="0"/>
         <w:rPr>
           <w:sz w:val="21"/>
           <w:szCs w:val="21"/>
@@ -2922,7 +2928,7 @@
     </w:p>
     <w:p>
       <w:pPr>
-        <w:spacing w:after="0" w:line="300" w:lineRule="auto"/>
+        <w:spacing w:after="0" w:line="300" w:lineRule="auto" w:before="0"/>
         <w:rPr>
           <w:b/>
           <w:sz w:val="21"/>
@@ -3010,7 +3016,7 @@
     </w:p>
     <w:p>
       <w:pPr>
-        <w:spacing w:after="0" w:line="300" w:lineRule="auto"/>
+        <w:spacing w:after="0" w:line="300" w:lineRule="auto" w:before="0"/>
         <w:rPr>
           <w:sz w:val="21"/>
           <w:szCs w:val="21"/>
@@ -3055,7 +3061,7 @@
     </w:p>
     <w:p>
       <w:pPr>
-        <w:spacing w:after="0" w:line="300" w:lineRule="auto"/>
+        <w:spacing w:after="0" w:line="300" w:lineRule="auto" w:before="0"/>
         <w:rPr>
           <w:sz w:val="21"/>
           <w:szCs w:val="21"/>
@@ -3236,7 +3242,7 @@
     </w:p>
     <w:p>
       <w:pPr>
-        <w:spacing w:after="0" w:line="300" w:lineRule="auto"/>
+        <w:spacing w:after="0" w:line="300" w:lineRule="auto" w:before="0"/>
         <w:rPr>
           <w:sz w:val="21"/>
           <w:szCs w:val="21"/>
@@ -3337,7 +3343,7 @@
     </w:p>
     <w:p>
       <w:pPr>
-        <w:spacing w:after="0" w:line="300" w:lineRule="auto"/>
+        <w:spacing w:after="0" w:line="300" w:lineRule="auto" w:before="0"/>
         <w:rPr>
           <w:sz w:val="21"/>
           <w:szCs w:val="21"/>
@@ -3536,7 +3542,7 @@
     </w:p>
     <w:p>
       <w:pPr>
-        <w:spacing w:after="0" w:line="300" w:lineRule="auto"/>
+        <w:spacing w:after="0" w:line="300" w:lineRule="auto" w:before="0"/>
         <w:rPr>
           <w:sz w:val="21"/>
           <w:szCs w:val="21"/>
@@ -3629,7 +3635,7 @@
     </w:p>
     <w:p>
       <w:pPr>
-        <w:spacing w:after="0" w:line="300" w:lineRule="auto"/>
+        <w:spacing w:after="0" w:line="300" w:lineRule="auto" w:before="0"/>
         <w:rPr>
           <w:lang w:eastAsia="zh-CN"/>
         </w:rPr>
@@ -3637,6 +3643,7 @@
     </w:p>
     <w:p>
       <w:pPr>
+        <w:spacing w:before="0" w:after="0" w:line="300" w:lineRule="auto"/>
         <w:rPr>
           <w:lang w:eastAsia="zh-CN"/>
         </w:rPr>
@@ -3666,7 +3673,7 @@
     </w:p>
     <w:p>
       <w:pPr>
-        <w:spacing w:after="0" w:line="300" w:lineRule="auto"/>
+        <w:spacing w:after="0" w:line="300" w:lineRule="auto" w:before="0"/>
         <w:rPr>
           <w:sz w:val="21"/>
           <w:szCs w:val="21"/>
@@ -3806,7 +3813,7 @@
     </w:p>
     <w:p>
       <w:pPr>
-        <w:spacing w:after="0" w:line="300" w:lineRule="auto"/>
+        <w:spacing w:after="0" w:line="300" w:lineRule="auto" w:before="0"/>
         <w:rPr>
           <w:sz w:val="21"/>
           <w:szCs w:val="21"/>
@@ -3865,7 +3872,7 @@
           <w:tab w:val="left" w:pos="4156"/>
           <w:tab w:val="left" w:pos="6234"/>
         </w:tabs>
-        <w:spacing w:after="0" w:line="300" w:lineRule="auto"/>
+        <w:spacing w:after="0" w:line="300" w:lineRule="auto" w:before="0"/>
         <w:rPr>
           <w:sz w:val="21"/>
           <w:szCs w:val="21"/>
@@ -4005,7 +4012,7 @@
     </w:p>
     <w:p>
       <w:pPr>
-        <w:spacing w:after="0" w:line="300" w:lineRule="auto"/>
+        <w:spacing w:after="0" w:line="300" w:lineRule="auto" w:before="0"/>
         <w:rPr>
           <w:sz w:val="21"/>
           <w:szCs w:val="21"/>
@@ -4060,7 +4067,7 @@
     </w:p>
     <w:p>
       <w:pPr>
-        <w:spacing w:after="0" w:line="300" w:lineRule="auto"/>
+        <w:spacing w:after="0" w:line="300" w:lineRule="auto" w:before="0"/>
         <w:rPr>
           <w:sz w:val="21"/>
           <w:szCs w:val="21"/>
@@ -4177,7 +4184,7 @@
     </w:p>
     <w:p>
       <w:pPr>
-        <w:spacing w:after="0" w:line="300" w:lineRule="auto"/>
+        <w:spacing w:after="0" w:line="300" w:lineRule="auto" w:before="0"/>
         <w:rPr>
           <w:sz w:val="21"/>
           <w:szCs w:val="21"/>
@@ -4521,7 +4528,7 @@
     </w:p>
     <w:p>
       <w:pPr>
-        <w:spacing w:after="0" w:line="300" w:lineRule="auto"/>
+        <w:spacing w:after="0" w:line="300" w:lineRule="auto" w:before="0"/>
         <w:rPr>
           <w:lang w:eastAsia="zh-CN"/>
         </w:rPr>
@@ -4529,6 +4536,7 @@
     </w:p>
     <w:p>
       <w:pPr>
+        <w:spacing w:before="0" w:after="0" w:line="300" w:lineRule="auto"/>
         <w:rPr>
           <w:lang w:eastAsia="zh-CN"/>
         </w:rPr>
@@ -4558,6 +4566,7 @@
     </w:p>
     <w:p>
       <w:pPr>
+        <w:spacing w:before="0" w:after="0" w:line="300" w:lineRule="auto"/>
         <w:rPr>
           <w:lang w:eastAsia="zh-CN"/>
         </w:rPr>
@@ -4587,7 +4596,7 @@
     </w:p>
     <w:p>
       <w:pPr>
-        <w:spacing w:after="0" w:line="300" w:lineRule="auto"/>
+        <w:spacing w:after="0" w:line="300" w:lineRule="auto" w:before="0"/>
         <w:rPr>
           <w:sz w:val="21"/>
           <w:szCs w:val="21"/>
@@ -4615,7 +4624,7 @@
     </w:p>
     <w:p>
       <w:pPr>
-        <w:spacing w:after="0" w:line="300" w:lineRule="auto"/>
+        <w:spacing w:after="0" w:line="300" w:lineRule="auto" w:before="0"/>
         <w:rPr>
           <w:sz w:val="21"/>
           <w:szCs w:val="21"/>
@@ -4679,7 +4688,7 @@
     </w:p>
     <w:p>
       <w:pPr>
-        <w:spacing w:after="0" w:line="300" w:lineRule="auto"/>
+        <w:spacing w:after="0" w:line="300" w:lineRule="auto" w:before="0"/>
         <w:rPr>
           <w:sz w:val="21"/>
           <w:szCs w:val="21"/>
@@ -4761,7 +4770,7 @@
     </w:p>
     <w:p>
       <w:pPr>
-        <w:spacing w:after="0" w:line="300" w:lineRule="auto"/>
+        <w:spacing w:after="0" w:line="300" w:lineRule="auto" w:before="0"/>
         <w:rPr>
           <w:sz w:val="21"/>
           <w:szCs w:val="21"/>
@@ -4843,7 +4852,7 @@
     </w:p>
     <w:p>
       <w:pPr>
-        <w:spacing w:after="0" w:line="300" w:lineRule="auto"/>
+        <w:spacing w:after="0" w:line="300" w:lineRule="auto" w:before="0"/>
         <w:rPr>
           <w:sz w:val="21"/>
           <w:szCs w:val="21"/>
@@ -5021,7 +5030,7 @@
     </w:p>
     <w:p>
       <w:pPr>
-        <w:spacing w:after="0" w:line="300" w:lineRule="auto"/>
+        <w:spacing w:after="0" w:line="300" w:lineRule="auto" w:before="0"/>
         <w:rPr>
           <w:sz w:val="21"/>
           <w:szCs w:val="21"/>
@@ -5058,7 +5067,7 @@
     </w:p>
     <w:p>
       <w:pPr>
-        <w:spacing w:after="0" w:line="300" w:lineRule="auto"/>
+        <w:spacing w:after="0" w:line="300" w:lineRule="auto" w:before="0"/>
         <w:rPr>
           <w:sz w:val="21"/>
           <w:szCs w:val="21"/>
@@ -5131,7 +5140,7 @@
     </w:p>
     <w:p>
       <w:pPr>
-        <w:spacing w:after="0" w:line="300" w:lineRule="auto"/>
+        <w:spacing w:after="0" w:line="300" w:lineRule="auto" w:before="0"/>
         <w:rPr>
           <w:sz w:val="21"/>
           <w:szCs w:val="21"/>
@@ -5253,7 +5262,7 @@
     </w:p>
     <w:p>
       <w:pPr>
-        <w:spacing w:after="0" w:line="300" w:lineRule="auto"/>
+        <w:spacing w:after="0" w:line="300" w:lineRule="auto" w:before="0"/>
         <w:rPr>
           <w:sz w:val="21"/>
           <w:szCs w:val="21"/>
@@ -5335,7 +5344,7 @@
     </w:p>
     <w:p>
       <w:pPr>
-        <w:spacing w:after="0" w:line="300" w:lineRule="auto"/>
+        <w:spacing w:after="0" w:line="300" w:lineRule="auto" w:before="0"/>
         <w:rPr>
           <w:sz w:val="21"/>
           <w:szCs w:val="21"/>
@@ -5381,7 +5390,7 @@
     </w:p>
     <w:p>
       <w:pPr>
-        <w:spacing w:after="0" w:line="300" w:lineRule="auto"/>
+        <w:spacing w:after="0" w:line="300" w:lineRule="auto" w:before="0"/>
         <w:rPr>
           <w:lang w:eastAsia="zh-CN"/>
         </w:rPr>
@@ -5389,6 +5398,7 @@
     </w:p>
     <w:p>
       <w:pPr>
+        <w:spacing w:before="0" w:after="0" w:line="300" w:lineRule="auto"/>
         <w:rPr>
           <w:lang w:eastAsia="zh-CN"/>
         </w:rPr>
@@ -5418,7 +5428,7 @@
     </w:p>
     <w:p>
       <w:pPr>
-        <w:spacing w:after="0" w:line="300" w:lineRule="auto"/>
+        <w:spacing w:after="0" w:line="300" w:lineRule="auto" w:before="0"/>
         <w:rPr>
           <w:sz w:val="21"/>
           <w:szCs w:val="21"/>
@@ -5446,7 +5456,7 @@
     </w:p>
     <w:p>
       <w:pPr>
-        <w:spacing w:after="0" w:line="300" w:lineRule="auto"/>
+        <w:spacing w:after="0" w:line="300" w:lineRule="auto" w:before="0"/>
         <w:rPr>
           <w:sz w:val="21"/>
           <w:szCs w:val="21"/>
@@ -5790,7 +5800,7 @@
     </w:p>
     <w:p>
       <w:pPr>
-        <w:spacing w:after="0" w:line="300" w:lineRule="auto"/>
+        <w:spacing w:after="0" w:line="300" w:lineRule="auto" w:before="0"/>
         <w:rPr>
           <w:sz w:val="21"/>
           <w:szCs w:val="21"/>
@@ -5913,7 +5923,7 @@
     </w:p>
     <w:p>
       <w:pPr>
-        <w:spacing w:after="0" w:line="300" w:lineRule="auto"/>
+        <w:spacing w:after="0" w:line="300" w:lineRule="auto" w:before="0"/>
         <w:rPr>
           <w:sz w:val="21"/>
           <w:szCs w:val="21"/>
@@ -6462,7 +6472,7 @@
     </w:p>
     <w:p>
       <w:pPr>
-        <w:spacing w:after="0" w:line="300" w:lineRule="auto"/>
+        <w:spacing w:after="0" w:line="300" w:lineRule="auto" w:before="0"/>
         <w:rPr>
           <w:lang w:eastAsia="zh-CN"/>
         </w:rPr>
@@ -6470,7 +6480,7 @@
     </w:p>
     <w:p>
       <w:pPr>
-        <w:spacing w:after="0" w:line="300" w:lineRule="auto"/>
+        <w:spacing w:after="0" w:line="300" w:lineRule="auto" w:before="0"/>
         <w:rPr>
           <w:sz w:val="21"/>
           <w:szCs w:val="21"/>
@@ -6534,7 +6544,7 @@
     </w:p>
     <w:p>
       <w:pPr>
-        <w:spacing w:after="0" w:line="300" w:lineRule="auto"/>
+        <w:spacing w:after="0" w:line="300" w:lineRule="auto" w:before="0"/>
         <w:rPr>
           <w:sz w:val="21"/>
           <w:szCs w:val="21"/>
@@ -6571,7 +6581,7 @@
     </w:p>
     <w:p>
       <w:pPr>
-        <w:spacing w:after="0" w:line="300" w:lineRule="auto"/>
+        <w:spacing w:after="0" w:line="300" w:lineRule="auto" w:before="0"/>
         <w:rPr>
           <w:sz w:val="21"/>
           <w:szCs w:val="21"/>
@@ -6698,7 +6708,7 @@
     </w:p>
     <w:p>
       <w:pPr>
-        <w:spacing w:after="0" w:line="300" w:lineRule="auto"/>
+        <w:spacing w:after="0" w:line="300" w:lineRule="auto" w:before="0"/>
         <w:rPr>
           <w:sz w:val="21"/>
           <w:szCs w:val="21"/>
@@ -6998,7 +7008,7 @@
     </w:p>
     <w:p>
       <w:pPr>
-        <w:spacing w:after="0" w:line="300" w:lineRule="auto"/>
+        <w:spacing w:after="0" w:line="300" w:lineRule="auto" w:before="0"/>
         <w:rPr>
           <w:sz w:val="21"/>
           <w:szCs w:val="21"/>
@@ -7052,7 +7062,7 @@
     </w:p>
     <w:p>
       <w:pPr>
-        <w:spacing w:after="0" w:line="300" w:lineRule="auto"/>
+        <w:spacing w:after="0" w:line="300" w:lineRule="auto" w:before="0"/>
         <w:rPr>
           <w:sz w:val="21"/>
           <w:szCs w:val="21"/>
@@ -7071,7 +7081,7 @@
     </w:p>
     <w:p>
       <w:pPr>
-        <w:spacing w:after="0" w:line="300" w:lineRule="auto"/>
+        <w:spacing w:after="0" w:line="300" w:lineRule="auto" w:before="0"/>
         <w:rPr>
           <w:sz w:val="21"/>
           <w:szCs w:val="21"/>
@@ -7180,7 +7190,7 @@
     </w:p>
     <w:p>
       <w:pPr>
-        <w:spacing w:after="0" w:line="300" w:lineRule="auto"/>
+        <w:spacing w:after="0" w:line="300" w:lineRule="auto" w:before="0"/>
         <w:rPr>
           <w:sz w:val="21"/>
           <w:szCs w:val="21"/>
@@ -7289,7 +7299,7 @@
     </w:p>
     <w:p>
       <w:pPr>
-        <w:spacing w:after="0" w:line="300" w:lineRule="auto"/>
+        <w:spacing w:after="0" w:line="300" w:lineRule="auto" w:before="0"/>
         <w:rPr>
           <w:sz w:val="21"/>
           <w:szCs w:val="21"/>
@@ -7398,7 +7408,7 @@
     </w:p>
     <w:p>
       <w:pPr>
-        <w:spacing w:after="0" w:line="300" w:lineRule="auto"/>
+        <w:spacing w:after="0" w:line="300" w:lineRule="auto" w:before="0"/>
         <w:rPr>
           <w:sz w:val="21"/>
           <w:szCs w:val="21"/>
@@ -7507,7 +7517,7 @@
     </w:p>
     <w:p>
       <w:pPr>
-        <w:spacing w:after="0" w:line="300" w:lineRule="auto"/>
+        <w:spacing w:after="0" w:line="300" w:lineRule="auto" w:before="0"/>
         <w:rPr>
           <w:lang w:eastAsia="zh-CN"/>
         </w:rPr>
@@ -7515,6 +7525,7 @@
     </w:p>
     <w:p>
       <w:pPr>
+        <w:spacing w:before="0" w:after="0" w:line="300" w:lineRule="auto"/>
         <w:rPr>
           <w:lang w:eastAsia="zh-CN"/>
         </w:rPr>
@@ -7544,7 +7555,7 @@
     </w:p>
     <w:p>
       <w:pPr>
-        <w:spacing w:after="0" w:line="300" w:lineRule="auto"/>
+        <w:spacing w:after="0" w:line="300" w:lineRule="auto" w:before="0"/>
         <w:rPr>
           <w:sz w:val="21"/>
           <w:szCs w:val="21"/>
@@ -7671,7 +7682,7 @@
     </w:p>
     <w:p>
       <w:pPr>
-        <w:spacing w:after="0" w:line="300" w:lineRule="auto"/>
+        <w:spacing w:after="0" w:line="300" w:lineRule="auto" w:before="0"/>
         <w:rPr>
           <w:sz w:val="21"/>
           <w:szCs w:val="21"/>
@@ -7934,7 +7945,7 @@
     </w:p>
     <w:p>
       <w:pPr>
-        <w:spacing w:after="0" w:line="300" w:lineRule="auto"/>
+        <w:spacing w:after="0" w:line="300" w:lineRule="auto" w:before="0"/>
         <w:rPr>
           <w:sz w:val="21"/>
           <w:szCs w:val="21"/>
@@ -8040,7 +8051,7 @@
     </w:p>
     <w:p>
       <w:pPr>
-        <w:spacing w:after="0" w:line="300" w:lineRule="auto"/>
+        <w:spacing w:after="0" w:line="300" w:lineRule="auto" w:before="0"/>
         <w:rPr>
           <w:sz w:val="21"/>
           <w:szCs w:val="21"/>
@@ -8655,7 +8666,7 @@
     </w:p>
     <w:p>
       <w:pPr>
-        <w:spacing w:after="0" w:line="300" w:lineRule="auto"/>
+        <w:spacing w:after="0" w:line="300" w:lineRule="auto" w:before="0"/>
         <w:rPr>
           <w:sz w:val="21"/>
           <w:szCs w:val="21"/>
@@ -8743,7 +8754,7 @@
     </w:p>
     <w:p>
       <w:pPr>
-        <w:spacing w:after="0" w:line="300" w:lineRule="auto"/>
+        <w:spacing w:after="0" w:line="300" w:lineRule="auto" w:before="0"/>
         <w:rPr>
           <w:lang w:eastAsia="zh-CN"/>
         </w:rPr>
@@ -8751,6 +8762,7 @@
     </w:p>
     <w:p>
       <w:pPr>
+        <w:spacing w:before="0" w:after="0" w:line="300" w:lineRule="auto"/>
         <w:rPr>
           <w:lang w:eastAsia="zh-CN"/>
         </w:rPr>
@@ -8781,7 +8793,7 @@
     </w:p>
     <w:p>
       <w:pPr>
-        <w:spacing w:after="0" w:line="300" w:lineRule="auto"/>
+        <w:spacing w:after="0" w:line="300" w:lineRule="auto" w:before="0"/>
         <w:rPr>
           <w:sz w:val="21"/>
           <w:szCs w:val="21"/>
@@ -8827,7 +8839,7 @@
     </w:p>
     <w:p>
       <w:pPr>
-        <w:spacing w:after="0" w:line="300" w:lineRule="auto"/>
+        <w:spacing w:after="0" w:line="300" w:lineRule="auto" w:before="0"/>
         <w:rPr>
           <w:sz w:val="21"/>
           <w:szCs w:val="21"/>
@@ -8881,7 +8893,7 @@
     </w:p>
     <w:p>
       <w:pPr>
-        <w:spacing w:after="0" w:line="300" w:lineRule="auto"/>
+        <w:spacing w:after="0" w:line="300" w:lineRule="auto" w:before="0"/>
         <w:rPr>
           <w:sz w:val="21"/>
           <w:szCs w:val="21"/>
@@ -8938,7 +8950,7 @@
     </w:p>
     <w:p>
       <w:pPr>
-        <w:spacing w:after="0" w:line="300" w:lineRule="auto"/>
+        <w:spacing w:after="0" w:line="300" w:lineRule="auto" w:before="0"/>
         <w:rPr>
           <w:sz w:val="21"/>
           <w:szCs w:val="21"/>
@@ -9090,6 +9102,7 @@
     </w:p>
     <w:p>
       <w:pPr>
+        <w:spacing w:before="0" w:after="0" w:line="300" w:lineRule="auto"/>
         <w:rPr>
           <w:lang w:eastAsia="zh-CN"/>
         </w:rPr>
@@ -9097,6 +9110,7 @@
     </w:p>
     <w:p>
       <w:pPr>
+        <w:spacing w:before="0" w:after="0" w:line="300" w:lineRule="auto"/>
         <w:rPr>
           <w:lang w:eastAsia="zh-CN"/>
         </w:rPr>
@@ -9126,7 +9140,7 @@
     </w:p>
     <w:p>
       <w:pPr>
-        <w:spacing w:after="0" w:line="300" w:lineRule="auto"/>
+        <w:spacing w:after="0" w:line="300" w:lineRule="auto" w:before="0"/>
         <w:rPr>
           <w:sz w:val="21"/>
           <w:szCs w:val="21"/>
@@ -9190,7 +9204,7 @@
     </w:p>
     <w:p>
       <w:pPr>
-        <w:spacing w:after="0" w:line="300" w:lineRule="auto"/>
+        <w:spacing w:after="0" w:line="300" w:lineRule="auto" w:before="0"/>
         <w:rPr>
           <w:sz w:val="21"/>
           <w:szCs w:val="21"/>
@@ -9245,7 +9259,7 @@
     </w:p>
     <w:p>
       <w:pPr>
-        <w:spacing w:after="0" w:line="300" w:lineRule="auto"/>
+        <w:spacing w:after="0" w:line="300" w:lineRule="auto" w:before="0"/>
         <w:rPr>
           <w:sz w:val="21"/>
           <w:szCs w:val="21"/>
@@ -9382,7 +9396,7 @@
     </w:p>
     <w:p>
       <w:pPr>
-        <w:spacing w:after="0" w:line="300" w:lineRule="auto"/>
+        <w:spacing w:after="0" w:line="300" w:lineRule="auto" w:before="0"/>
         <w:rPr>
           <w:sz w:val="21"/>
           <w:szCs w:val="21"/>
@@ -9539,7 +9553,7 @@
     </w:p>
     <w:p>
       <w:pPr>
-        <w:spacing w:after="0" w:line="300" w:lineRule="auto"/>
+        <w:spacing w:after="0" w:line="300" w:lineRule="auto" w:before="0"/>
         <w:rPr>
           <w:lang w:eastAsia="zh-CN"/>
         </w:rPr>
@@ -9547,6 +9561,7 @@
     </w:p>
     <w:p>
       <w:pPr>
+        <w:spacing w:before="0" w:after="0" w:line="300" w:lineRule="auto"/>
         <w:rPr>
           <w:lang w:eastAsia="zh-CN"/>
         </w:rPr>
@@ -9576,6 +9591,7 @@
     </w:p>
     <w:p>
       <w:pPr>
+        <w:spacing w:before="0" w:after="0" w:line="300" w:lineRule="auto"/>
         <w:rPr>
           <w:lang w:eastAsia="zh-CN"/>
         </w:rPr>
@@ -9605,7 +9621,7 @@
     </w:p>
     <w:p>
       <w:pPr>
-        <w:spacing w:after="0" w:line="300" w:lineRule="auto"/>
+        <w:spacing w:after="0" w:line="300" w:lineRule="auto" w:before="0"/>
         <w:rPr>
           <w:sz w:val="21"/>
           <w:szCs w:val="21"/>
@@ -9651,7 +9667,7 @@
     </w:p>
     <w:p>
       <w:pPr>
-        <w:spacing w:after="0" w:line="300" w:lineRule="auto"/>
+        <w:spacing w:after="0" w:line="300" w:lineRule="auto" w:before="0"/>
         <w:rPr>
           <w:sz w:val="21"/>
           <w:szCs w:val="21"/>
@@ -9697,7 +9713,7 @@
     </w:p>
     <w:p>
       <w:pPr>
-        <w:spacing w:after="0" w:line="300" w:lineRule="auto"/>
+        <w:spacing w:after="0" w:line="300" w:lineRule="auto" w:before="0"/>
         <w:rPr>
           <w:sz w:val="21"/>
           <w:szCs w:val="21"/>
@@ -9743,7 +9759,7 @@
     </w:p>
     <w:p>
       <w:pPr>
-        <w:spacing w:after="0" w:line="300" w:lineRule="auto"/>
+        <w:spacing w:after="0" w:line="300" w:lineRule="auto" w:before="0"/>
         <w:rPr>
           <w:sz w:val="21"/>
           <w:szCs w:val="21"/>
@@ -9807,7 +9823,7 @@
     </w:p>
     <w:p>
       <w:pPr>
-        <w:spacing w:after="0" w:line="300" w:lineRule="auto"/>
+        <w:spacing w:after="0" w:line="300" w:lineRule="auto" w:before="0"/>
         <w:rPr>
           <w:sz w:val="21"/>
           <w:szCs w:val="21"/>
@@ -9871,7 +9887,7 @@
     </w:p>
     <w:p>
       <w:pPr>
-        <w:spacing w:after="0" w:line="300" w:lineRule="auto"/>
+        <w:spacing w:after="0" w:line="300" w:lineRule="auto" w:before="0"/>
         <w:rPr>
           <w:sz w:val="21"/>
           <w:szCs w:val="21"/>
@@ -9926,7 +9942,7 @@
     </w:p>
     <w:p>
       <w:pPr>
-        <w:spacing w:after="0" w:line="300" w:lineRule="auto"/>
+        <w:spacing w:after="0" w:line="300" w:lineRule="auto" w:before="0"/>
         <w:rPr>
           <w:sz w:val="21"/>
           <w:szCs w:val="21"/>
@@ -9972,7 +9988,7 @@
     </w:p>
     <w:p>
       <w:pPr>
-        <w:spacing w:after="0" w:line="300" w:lineRule="auto"/>
+        <w:spacing w:after="0" w:line="300" w:lineRule="auto" w:before="0"/>
         <w:rPr>
           <w:sz w:val="21"/>
           <w:szCs w:val="21"/>
@@ -10027,7 +10043,7 @@
     </w:p>
     <w:p>
       <w:pPr>
-        <w:spacing w:after="0" w:line="300" w:lineRule="auto"/>
+        <w:spacing w:after="0" w:line="300" w:lineRule="auto" w:before="0"/>
         <w:rPr>
           <w:sz w:val="21"/>
           <w:szCs w:val="21"/>
@@ -10091,7 +10107,7 @@
     </w:p>
     <w:p>
       <w:pPr>
-        <w:spacing w:after="0" w:line="300" w:lineRule="auto"/>
+        <w:spacing w:after="0" w:line="300" w:lineRule="auto" w:before="0"/>
         <w:rPr>
           <w:sz w:val="21"/>
           <w:szCs w:val="21"/>
@@ -10164,7 +10180,7 @@
     </w:p>
     <w:p>
       <w:pPr>
-        <w:spacing w:after="0" w:line="300" w:lineRule="auto"/>
+        <w:spacing w:after="0" w:line="300" w:lineRule="auto" w:before="0"/>
         <w:rPr>
           <w:lang w:eastAsia="zh-CN"/>
         </w:rPr>
@@ -10172,6 +10188,7 @@
     </w:p>
     <w:p>
       <w:pPr>
+        <w:spacing w:before="0" w:after="0" w:line="300" w:lineRule="auto"/>
         <w:rPr>
           <w:lang w:eastAsia="zh-CN"/>
         </w:rPr>
@@ -10201,7 +10218,7 @@
     </w:p>
     <w:p>
       <w:pPr>
-        <w:spacing w:after="0" w:line="300" w:lineRule="auto"/>
+        <w:spacing w:after="0" w:line="300" w:lineRule="auto" w:before="0"/>
         <w:rPr>
           <w:sz w:val="21"/>
           <w:szCs w:val="21"/>
@@ -10342,7 +10359,7 @@
     </w:p>
     <w:p>
       <w:pPr>
-        <w:spacing w:after="0" w:line="300" w:lineRule="auto"/>
+        <w:spacing w:after="0" w:line="300" w:lineRule="auto" w:before="0"/>
         <w:rPr>
           <w:sz w:val="21"/>
           <w:szCs w:val="21"/>
@@ -10432,7 +10449,7 @@
     </w:p>
     <w:p>
       <w:pPr>
-        <w:spacing w:after="0" w:line="300" w:lineRule="auto"/>
+        <w:spacing w:after="0" w:line="300" w:lineRule="auto" w:before="0"/>
         <w:rPr>
           <w:sz w:val="21"/>
           <w:szCs w:val="21"/>
@@ -10526,7 +10543,7 @@
     </w:p>
     <w:p>
       <w:pPr>
-        <w:spacing w:after="0" w:line="300" w:lineRule="auto"/>
+        <w:spacing w:after="0" w:line="300" w:lineRule="auto" w:before="0"/>
         <w:rPr>
           <w:sz w:val="21"/>
           <w:szCs w:val="21"/>
@@ -10581,7 +10598,7 @@
     </w:p>
     <w:p>
       <w:pPr>
-        <w:spacing w:after="0" w:line="300" w:lineRule="auto"/>
+        <w:spacing w:after="0" w:line="300" w:lineRule="auto" w:before="0"/>
         <w:rPr>
           <w:sz w:val="21"/>
           <w:szCs w:val="21"/>
@@ -10902,7 +10919,7 @@
     </w:p>
     <w:p>
       <w:pPr>
-        <w:spacing w:after="0" w:line="300" w:lineRule="auto"/>
+        <w:spacing w:after="0" w:line="300" w:lineRule="auto" w:before="0"/>
         <w:rPr>
           <w:sz w:val="21"/>
           <w:szCs w:val="21"/>
@@ -11182,7 +11199,7 @@
     </w:p>
     <w:p>
       <w:pPr>
-        <w:spacing w:after="0" w:line="300" w:lineRule="auto"/>
+        <w:spacing w:after="0" w:line="300" w:lineRule="auto" w:before="0"/>
         <w:rPr>
           <w:lang w:eastAsia="zh-CN"/>
         </w:rPr>
@@ -11190,6 +11207,7 @@
     </w:p>
     <w:p>
       <w:pPr>
+        <w:spacing w:before="0" w:after="0" w:line="300" w:lineRule="auto"/>
         <w:rPr>
           <w:lang w:eastAsia="zh-CN"/>
         </w:rPr>
@@ -11219,7 +11237,7 @@
     </w:p>
     <w:p>
       <w:pPr>
-        <w:spacing w:after="0" w:line="300" w:lineRule="auto"/>
+        <w:spacing w:after="0" w:line="300" w:lineRule="auto" w:before="0"/>
         <w:rPr>
           <w:sz w:val="21"/>
           <w:szCs w:val="21"/>
@@ -11247,7 +11265,7 @@
     </w:p>
     <w:p>
       <w:pPr>
-        <w:spacing w:after="0" w:line="300" w:lineRule="auto"/>
+        <w:spacing w:after="0" w:line="300" w:lineRule="auto" w:before="0"/>
         <w:rPr>
           <w:sz w:val="21"/>
           <w:szCs w:val="21"/>
@@ -11723,7 +11741,7 @@
     </w:p>
     <w:p>
       <w:pPr>
-        <w:spacing w:after="0" w:line="300" w:lineRule="auto"/>
+        <w:spacing w:after="0" w:line="300" w:lineRule="auto" w:before="0"/>
         <w:rPr>
           <w:sz w:val="21"/>
           <w:szCs w:val="21"/>
@@ -11850,7 +11868,7 @@
     </w:p>
     <w:p>
       <w:pPr>
-        <w:spacing w:after="0" w:line="300" w:lineRule="auto"/>
+        <w:spacing w:after="0" w:line="300" w:lineRule="auto" w:before="0"/>
         <w:rPr>
           <w:sz w:val="21"/>
           <w:szCs w:val="21"/>
@@ -12959,11 +12977,12 @@
     </w:p>
     <w:p>
       <w:pPr>
-        <w:spacing w:after="0" w:line="300" w:lineRule="auto"/>
+        <w:spacing w:after="0" w:line="300" w:lineRule="auto" w:before="0"/>
       </w:pPr>
     </w:p>
     <w:p>
       <w:pPr>
+        <w:spacing w:before="0" w:after="0" w:line="300" w:lineRule="auto"/>
         <w:rPr>
           <w:lang w:eastAsia="zh-CN"/>
         </w:rPr>
@@ -12993,7 +13012,7 @@
     </w:p>
     <w:p>
       <w:pPr>
-        <w:spacing w:after="0" w:line="300" w:lineRule="auto"/>
+        <w:spacing w:after="0" w:line="300" w:lineRule="auto" w:before="0"/>
         <w:rPr>
           <w:sz w:val="21"/>
           <w:szCs w:val="21"/>
@@ -13111,7 +13130,7 @@
     </w:p>
     <w:p>
       <w:pPr>
-        <w:spacing w:after="0" w:line="300" w:lineRule="auto"/>
+        <w:spacing w:after="0" w:line="300" w:lineRule="auto" w:before="0"/>
         <w:rPr>
           <w:sz w:val="21"/>
           <w:szCs w:val="21"/>
@@ -13168,7 +13187,7 @@
     </w:p>
     <w:p>
       <w:pPr>
-        <w:spacing w:after="0" w:line="300" w:lineRule="auto"/>
+        <w:spacing w:after="0" w:line="300" w:lineRule="auto" w:before="0"/>
         <w:rPr>
           <w:sz w:val="21"/>
           <w:szCs w:val="21"/>
@@ -13196,7 +13215,7 @@
     </w:p>
     <w:p>
       <w:pPr>
-        <w:spacing w:after="0" w:line="300" w:lineRule="auto"/>
+        <w:spacing w:after="0" w:line="300" w:lineRule="auto" w:before="0"/>
         <w:rPr>
           <w:sz w:val="21"/>
           <w:szCs w:val="21"/>
@@ -13532,6 +13551,7 @@
     </w:p>
     <w:p>
       <w:pPr>
+        <w:spacing w:before="0" w:after="0" w:line="300" w:lineRule="auto"/>
         <w:rPr>
           <w:lang w:eastAsia="zh-CN"/>
         </w:rPr>
@@ -13539,6 +13559,7 @@
     </w:p>
     <w:p>
       <w:pPr>
+        <w:spacing w:before="0" w:after="0" w:line="300" w:lineRule="auto"/>
         <w:rPr>
           <w:lang w:eastAsia="zh-CN"/>
         </w:rPr>
@@ -13568,7 +13589,7 @@
     </w:p>
     <w:p>
       <w:pPr>
-        <w:spacing w:after="0" w:line="300" w:lineRule="auto"/>
+        <w:spacing w:after="0" w:line="300" w:lineRule="auto" w:before="0"/>
         <w:rPr>
           <w:sz w:val="21"/>
           <w:szCs w:val="21"/>
@@ -13614,7 +13635,7 @@
     </w:p>
     <w:p>
       <w:pPr>
-        <w:spacing w:after="0" w:line="300" w:lineRule="auto"/>
+        <w:spacing w:after="0" w:line="300" w:lineRule="auto" w:before="0"/>
         <w:rPr>
           <w:sz w:val="21"/>
           <w:szCs w:val="21"/>
@@ -13668,7 +13689,7 @@
     </w:p>
     <w:p>
       <w:pPr>
-        <w:spacing w:after="0" w:line="300" w:lineRule="auto"/>
+        <w:spacing w:after="0" w:line="300" w:lineRule="auto" w:before="0"/>
         <w:rPr>
           <w:sz w:val="21"/>
           <w:szCs w:val="21"/>
@@ -13740,7 +13761,7 @@
     </w:p>
     <w:p>
       <w:pPr>
-        <w:spacing w:after="0" w:line="300" w:lineRule="auto"/>
+        <w:spacing w:after="0" w:line="300" w:lineRule="auto" w:before="0"/>
         <w:rPr>
           <w:sz w:val="21"/>
           <w:szCs w:val="21"/>
@@ -13875,7 +13896,7 @@
     </w:p>
     <w:p>
       <w:pPr>
-        <w:spacing w:after="0" w:line="300" w:lineRule="auto"/>
+        <w:spacing w:after="0" w:line="300" w:lineRule="auto" w:before="0"/>
         <w:rPr>
           <w:sz w:val="21"/>
           <w:szCs w:val="21"/>
@@ -14028,7 +14049,7 @@
     </w:p>
     <w:p>
       <w:pPr>
-        <w:spacing w:after="0" w:line="300" w:lineRule="auto"/>
+        <w:spacing w:after="0" w:line="300" w:lineRule="auto" w:before="0"/>
         <w:rPr>
           <w:lang w:eastAsia="zh-CN"/>
         </w:rPr>
@@ -14036,6 +14057,7 @@
     </w:p>
     <w:p>
       <w:pPr>
+        <w:spacing w:before="0" w:after="0" w:line="300" w:lineRule="auto"/>
         <w:rPr>
           <w:lang w:eastAsia="zh-CN"/>
         </w:rPr>
@@ -14065,6 +14087,7 @@
     </w:p>
     <w:p>
       <w:pPr>
+        <w:spacing w:before="0" w:after="0" w:line="300" w:lineRule="auto"/>
         <w:rPr>
           <w:lang w:eastAsia="zh-CN"/>
         </w:rPr>
@@ -14094,7 +14117,7 @@
     </w:p>
     <w:p>
       <w:pPr>
-        <w:spacing w:after="0" w:line="300" w:lineRule="auto"/>
+        <w:spacing w:after="0" w:line="300" w:lineRule="auto" w:before="0"/>
         <w:rPr>
           <w:sz w:val="21"/>
           <w:szCs w:val="21"/>
@@ -14122,7 +14145,7 @@
     </w:p>
     <w:p>
       <w:pPr>
-        <w:spacing w:after="0" w:line="300" w:lineRule="auto"/>
+        <w:spacing w:after="0" w:line="300" w:lineRule="auto" w:before="0"/>
         <w:rPr>
           <w:sz w:val="21"/>
           <w:szCs w:val="21"/>
@@ -14256,7 +14279,7 @@
     </w:p>
     <w:p>
       <w:pPr>
-        <w:spacing w:after="0" w:line="300" w:lineRule="auto"/>
+        <w:spacing w:after="0" w:line="300" w:lineRule="auto" w:before="0"/>
         <w:rPr>
           <w:sz w:val="21"/>
           <w:szCs w:val="21"/>
@@ -14337,7 +14360,7 @@
     </w:p>
     <w:p>
       <w:pPr>
-        <w:spacing w:after="0" w:line="300" w:lineRule="auto"/>
+        <w:spacing w:after="0" w:line="300" w:lineRule="auto" w:before="0"/>
         <w:rPr>
           <w:sz w:val="21"/>
           <w:szCs w:val="21"/>
@@ -15700,12 +15723,12 @@
     </w:p>
     <w:p>
       <w:pPr>
-        <w:spacing w:after="0" w:line="300" w:lineRule="auto"/>
+        <w:spacing w:after="0" w:line="300" w:lineRule="auto" w:before="0"/>
       </w:pPr>
     </w:p>
     <w:p>
       <w:pPr>
-        <w:spacing w:after="0" w:line="300" w:lineRule="auto"/>
+        <w:spacing w:after="0" w:line="300" w:lineRule="auto" w:before="0"/>
         <w:rPr>
           <w:sz w:val="21"/>
           <w:szCs w:val="21"/>
@@ -15852,7 +15875,7 @@
     </w:p>
     <w:p>
       <w:pPr>
-        <w:spacing w:after="0" w:line="300" w:lineRule="auto"/>
+        <w:spacing w:after="0" w:line="300" w:lineRule="auto" w:before="0"/>
         <w:rPr>
           <w:sz w:val="21"/>
           <w:szCs w:val="21"/>
@@ -16291,7 +16314,7 @@
     </w:p>
     <w:p>
       <w:pPr>
-        <w:spacing w:after="0" w:line="300" w:lineRule="auto"/>
+        <w:spacing w:after="0" w:line="300" w:lineRule="auto" w:before="0"/>
         <w:rPr>
           <w:sz w:val="21"/>
           <w:szCs w:val="21"/>
@@ -17209,6 +17232,7 @@
     </w:p>
     <w:p>
       <w:pPr>
+        <w:spacing w:before="0" w:after="0" w:line="300" w:lineRule="auto"/>
         <w:rPr>
           <w:lang w:eastAsia="zh-CN"/>
         </w:rPr>
@@ -17216,6 +17240,7 @@
     </w:p>
     <w:p>
       <w:pPr>
+        <w:spacing w:before="0" w:after="0" w:line="300" w:lineRule="auto"/>
         <w:rPr>
           <w:lang w:eastAsia="zh-CN"/>
         </w:rPr>
@@ -17245,7 +17270,7 @@
     </w:p>
     <w:p>
       <w:pPr>
-        <w:spacing w:after="0" w:line="300" w:lineRule="auto"/>
+        <w:spacing w:after="0" w:line="300" w:lineRule="auto" w:before="0"/>
         <w:rPr>
           <w:sz w:val="21"/>
           <w:szCs w:val="21"/>
@@ -17451,7 +17476,7 @@
     </w:p>
     <w:p>
       <w:pPr>
-        <w:spacing w:after="0" w:line="300" w:lineRule="auto"/>
+        <w:spacing w:after="0" w:line="300" w:lineRule="auto" w:before="0"/>
         <w:rPr>
           <w:sz w:val="21"/>
           <w:szCs w:val="21"/>
@@ -17523,7 +17548,7 @@
     </w:p>
     <w:p>
       <w:pPr>
-        <w:spacing w:after="0" w:line="300" w:lineRule="auto"/>
+        <w:spacing w:after="0" w:line="300" w:lineRule="auto" w:before="0"/>
         <w:rPr>
           <w:sz w:val="21"/>
           <w:szCs w:val="21"/>
@@ -18514,32 +18539,39 @@
         </m:sSup>
       </m:oMath>
     </w:p>
-    <w:p/>
     <w:p>
-      <w:r>
-        <w:rPr>
-          <w:rFonts w:ascii="Times New Roman" w:eastAsia="宋体" w:hAnsi="Times New Roman"/>
-          <w:b/>
-          <w:bCs/>
-          <w:sz w:val="21"/>
-          <w:szCs w:val="21"/>
-        </w:rPr>
-        <w:t xml:space="preserve">3.3 </w:t>
-      </w:r>
-      <w:r>
-        <w:rPr>
-          <w:rFonts w:ascii="Times New Roman" w:eastAsia="宋体" w:hAnsi="Times New Roman"/>
-          <w:b/>
-          <w:bCs/>
-          <w:sz w:val="21"/>
-          <w:szCs w:val="21"/>
-        </w:rPr>
-        <w:t>二项式定理与杨辉三角：通项定指数（常数项等）</w:t>
-      </w:r>
+      <w:pPr>
+        <w:spacing w:before="0" w:after="0" w:line="300" w:lineRule="auto"/>
+      </w:pPr>
     </w:p>
     <w:p>
       <w:pPr>
-        <w:spacing w:after="0" w:line="300" w:lineRule="auto"/>
+        <w:spacing w:before="0" w:after="0" w:line="300" w:lineRule="auto"/>
+      </w:pPr>
+      <w:r>
+        <w:rPr>
+          <w:rFonts w:ascii="Times New Roman" w:eastAsia="宋体" w:hAnsi="Times New Roman"/>
+          <w:b/>
+          <w:bCs/>
+          <w:sz w:val="21"/>
+          <w:szCs w:val="21"/>
+        </w:rPr>
+        <w:t xml:space="preserve">3.3 </w:t>
+      </w:r>
+      <w:r>
+        <w:rPr>
+          <w:rFonts w:ascii="Times New Roman" w:eastAsia="宋体" w:hAnsi="Times New Roman"/>
+          <w:b/>
+          <w:bCs/>
+          <w:sz w:val="21"/>
+          <w:szCs w:val="21"/>
+        </w:rPr>
+        <w:t>二项式定理与杨辉三角：通项定指数（常数项等）</w:t>
+      </w:r>
+    </w:p>
+    <w:p>
+      <w:pPr>
+        <w:spacing w:after="0" w:line="300" w:lineRule="auto" w:before="0"/>
         <w:rPr>
           <w:sz w:val="21"/>
           <w:szCs w:val="21"/>
@@ -18688,7 +18720,7 @@
     </w:p>
     <w:p>
       <w:pPr>
-        <w:spacing w:after="0" w:line="300" w:lineRule="auto"/>
+        <w:spacing w:after="0" w:line="300" w:lineRule="auto" w:before="0"/>
         <w:rPr>
           <w:sz w:val="21"/>
           <w:szCs w:val="21"/>
@@ -18755,7 +18787,7 @@
     </w:p>
     <w:p>
       <w:pPr>
-        <w:spacing w:after="0" w:line="300" w:lineRule="auto"/>
+        <w:spacing w:after="0" w:line="300" w:lineRule="auto" w:before="0"/>
         <w:rPr>
           <w:sz w:val="21"/>
           <w:szCs w:val="21"/>
@@ -19332,72 +19364,79 @@
         </m:r>
       </m:oMath>
     </w:p>
-    <w:p/>
     <w:p>
-      <w:r>
-        <w:rPr>
-          <w:rFonts w:ascii="Times New Roman" w:eastAsia="宋体" w:hAnsi="Times New Roman"/>
-          <w:b/>
-          <w:bCs/>
-          <w:sz w:val="21"/>
-          <w:szCs w:val="21"/>
-        </w:rPr>
-        <w:t xml:space="preserve">3.3 </w:t>
-      </w:r>
-      <w:r>
-        <w:rPr>
-          <w:rFonts w:ascii="Times New Roman" w:eastAsia="宋体" w:hAnsi="Times New Roman"/>
-          <w:b/>
-          <w:bCs/>
-          <w:sz w:val="21"/>
-          <w:szCs w:val="21"/>
-        </w:rPr>
-        <w:t>二项式定理与杨辉三角：通项定参（求</w:t>
-      </w:r>
-      <w:r>
-        <w:rPr>
-          <w:rFonts w:ascii="Times New Roman" w:eastAsia="宋体" w:hAnsi="Times New Roman"/>
-          <w:b/>
-          <w:bCs/>
-          <w:sz w:val="21"/>
-          <w:szCs w:val="21"/>
-        </w:rPr>
-        <w:t>a</w:t>
-      </w:r>
-      <w:r>
-        <w:rPr>
-          <w:rFonts w:ascii="Times New Roman" w:eastAsia="宋体" w:hAnsi="Times New Roman"/>
-          <w:b/>
-          <w:bCs/>
-          <w:sz w:val="21"/>
-          <w:szCs w:val="21"/>
-        </w:rPr>
-        <w:t>、</w:t>
-      </w:r>
-      <w:r>
-        <w:rPr>
-          <w:rFonts w:ascii="Times New Roman" w:eastAsia="宋体" w:hAnsi="Times New Roman"/>
-          <w:b/>
-          <w:bCs/>
-          <w:sz w:val="21"/>
-          <w:szCs w:val="21"/>
-        </w:rPr>
-        <w:t>n</w:t>
-      </w:r>
-      <w:r>
-        <w:rPr>
-          <w:rFonts w:ascii="Times New Roman" w:eastAsia="宋体" w:hAnsi="Times New Roman"/>
-          <w:b/>
-          <w:bCs/>
-          <w:sz w:val="21"/>
-          <w:szCs w:val="21"/>
-        </w:rPr>
-        <w:t>）</w:t>
-      </w:r>
+      <w:pPr>
+        <w:spacing w:before="0" w:after="0" w:line="300" w:lineRule="auto"/>
+      </w:pPr>
     </w:p>
     <w:p>
       <w:pPr>
-        <w:spacing w:after="0" w:line="300" w:lineRule="auto"/>
+        <w:spacing w:before="0" w:after="0" w:line="300" w:lineRule="auto"/>
+      </w:pPr>
+      <w:r>
+        <w:rPr>
+          <w:rFonts w:ascii="Times New Roman" w:eastAsia="宋体" w:hAnsi="Times New Roman"/>
+          <w:b/>
+          <w:bCs/>
+          <w:sz w:val="21"/>
+          <w:szCs w:val="21"/>
+        </w:rPr>
+        <w:t xml:space="preserve">3.3 </w:t>
+      </w:r>
+      <w:r>
+        <w:rPr>
+          <w:rFonts w:ascii="Times New Roman" w:eastAsia="宋体" w:hAnsi="Times New Roman"/>
+          <w:b/>
+          <w:bCs/>
+          <w:sz w:val="21"/>
+          <w:szCs w:val="21"/>
+        </w:rPr>
+        <w:t>二项式定理与杨辉三角：通项定参（求</w:t>
+      </w:r>
+      <w:r>
+        <w:rPr>
+          <w:rFonts w:ascii="Times New Roman" w:eastAsia="宋体" w:hAnsi="Times New Roman"/>
+          <w:b/>
+          <w:bCs/>
+          <w:sz w:val="21"/>
+          <w:szCs w:val="21"/>
+        </w:rPr>
+        <w:t>a</w:t>
+      </w:r>
+      <w:r>
+        <w:rPr>
+          <w:rFonts w:ascii="Times New Roman" w:eastAsia="宋体" w:hAnsi="Times New Roman"/>
+          <w:b/>
+          <w:bCs/>
+          <w:sz w:val="21"/>
+          <w:szCs w:val="21"/>
+        </w:rPr>
+        <w:t>、</w:t>
+      </w:r>
+      <w:r>
+        <w:rPr>
+          <w:rFonts w:ascii="Times New Roman" w:eastAsia="宋体" w:hAnsi="Times New Roman"/>
+          <w:b/>
+          <w:bCs/>
+          <w:sz w:val="21"/>
+          <w:szCs w:val="21"/>
+        </w:rPr>
+        <w:t>n</w:t>
+      </w:r>
+      <w:r>
+        <w:rPr>
+          <w:rFonts w:ascii="Times New Roman" w:eastAsia="宋体" w:hAnsi="Times New Roman"/>
+          <w:b/>
+          <w:bCs/>
+          <w:sz w:val="21"/>
+          <w:szCs w:val="21"/>
+        </w:rPr>
+        <w:t>）</w:t>
+      </w:r>
+    </w:p>
+    <w:p>
+      <w:pPr>
+        <w:spacing w:after="0" w:line="300" w:lineRule="auto" w:before="0"/>
         <w:rPr>
           <w:sz w:val="21"/>
           <w:szCs w:val="21"/>
@@ -19540,7 +19579,7 @@
     </w:p>
     <w:p>
       <w:pPr>
-        <w:spacing w:after="0" w:line="300" w:lineRule="auto"/>
+        <w:spacing w:after="0" w:line="300" w:lineRule="auto" w:before="0"/>
         <w:rPr>
           <w:sz w:val="21"/>
           <w:szCs w:val="21"/>
@@ -19654,7 +19693,7 @@
     </w:p>
     <w:p>
       <w:pPr>
-        <w:spacing w:after="0" w:line="300" w:lineRule="auto"/>
+        <w:spacing w:after="0" w:line="300" w:lineRule="auto" w:before="0"/>
         <w:rPr>
           <w:sz w:val="21"/>
           <w:szCs w:val="21"/>
@@ -20460,32 +20499,39 @@
         <w:t>；</w:t>
       </w:r>
     </w:p>
-    <w:p/>
     <w:p>
-      <w:r>
-        <w:rPr>
-          <w:rFonts w:ascii="Times New Roman" w:eastAsia="宋体" w:hAnsi="Times New Roman"/>
-          <w:b/>
-          <w:bCs/>
-          <w:sz w:val="21"/>
-          <w:szCs w:val="21"/>
-        </w:rPr>
-        <w:t xml:space="preserve">3.3 </w:t>
-      </w:r>
-      <w:r>
-        <w:rPr>
-          <w:rFonts w:ascii="Times New Roman" w:eastAsia="宋体" w:hAnsi="Times New Roman"/>
-          <w:b/>
-          <w:bCs/>
-          <w:sz w:val="21"/>
-          <w:szCs w:val="21"/>
-        </w:rPr>
-        <w:t>二项式定理与杨辉三角：多项式乘积系数</w:t>
-      </w:r>
+      <w:pPr>
+        <w:spacing w:before="0" w:after="0" w:line="300" w:lineRule="auto"/>
+      </w:pPr>
     </w:p>
     <w:p>
       <w:pPr>
-        <w:spacing w:after="0" w:line="300" w:lineRule="auto"/>
+        <w:spacing w:before="0" w:after="0" w:line="300" w:lineRule="auto"/>
+      </w:pPr>
+      <w:r>
+        <w:rPr>
+          <w:rFonts w:ascii="Times New Roman" w:eastAsia="宋体" w:hAnsi="Times New Roman"/>
+          <w:b/>
+          <w:bCs/>
+          <w:sz w:val="21"/>
+          <w:szCs w:val="21"/>
+        </w:rPr>
+        <w:t xml:space="preserve">3.3 </w:t>
+      </w:r>
+      <w:r>
+        <w:rPr>
+          <w:rFonts w:ascii="Times New Roman" w:eastAsia="宋体" w:hAnsi="Times New Roman"/>
+          <w:b/>
+          <w:bCs/>
+          <w:sz w:val="21"/>
+          <w:szCs w:val="21"/>
+        </w:rPr>
+        <w:t>二项式定理与杨辉三角：多项式乘积系数</w:t>
+      </w:r>
+    </w:p>
+    <w:p>
+      <w:pPr>
+        <w:spacing w:after="0" w:line="300" w:lineRule="auto" w:before="0"/>
         <w:rPr>
           <w:sz w:val="21"/>
           <w:szCs w:val="21"/>
@@ -20588,7 +20634,7 @@
           <w:tab w:val="left" w:pos="4156"/>
           <w:tab w:val="left" w:pos="6234"/>
         </w:tabs>
-        <w:spacing w:after="0" w:line="300" w:lineRule="auto"/>
+        <w:spacing w:after="0" w:line="300" w:lineRule="auto" w:before="0"/>
         <w:rPr>
           <w:sz w:val="21"/>
           <w:szCs w:val="21"/>
@@ -20700,7 +20746,7 @@
     </w:p>
     <w:p>
       <w:pPr>
-        <w:spacing w:after="0" w:line="300" w:lineRule="auto"/>
+        <w:spacing w:after="0" w:line="300" w:lineRule="auto" w:before="0"/>
         <w:rPr>
           <w:sz w:val="21"/>
           <w:szCs w:val="21"/>
@@ -20749,7 +20795,7 @@
     </w:p>
     <w:p>
       <w:pPr>
-        <w:spacing w:after="0" w:line="300" w:lineRule="auto"/>
+        <w:spacing w:after="0" w:line="300" w:lineRule="auto" w:before="0"/>
         <w:rPr>
           <w:sz w:val="21"/>
           <w:szCs w:val="21"/>
@@ -20896,7 +20942,7 @@
     </w:p>
     <w:p>
       <w:pPr>
-        <w:spacing w:after="0" w:line="300" w:lineRule="auto"/>
+        <w:spacing w:after="0" w:line="300" w:lineRule="auto" w:before="0"/>
         <w:rPr>
           <w:sz w:val="21"/>
           <w:szCs w:val="21"/>
@@ -21120,32 +21166,39 @@
         <w:t>；</w:t>
       </w:r>
     </w:p>
-    <w:p/>
     <w:p>
-      <w:r>
-        <w:rPr>
-          <w:rFonts w:ascii="Times New Roman" w:eastAsia="宋体" w:hAnsi="Times New Roman"/>
-          <w:b/>
-          <w:bCs/>
-          <w:sz w:val="21"/>
-          <w:szCs w:val="21"/>
-        </w:rPr>
-        <w:t xml:space="preserve">3.3 </w:t>
-      </w:r>
-      <w:r>
-        <w:rPr>
-          <w:rFonts w:ascii="Times New Roman" w:eastAsia="宋体" w:hAnsi="Times New Roman"/>
-          <w:b/>
-          <w:bCs/>
-          <w:sz w:val="21"/>
-          <w:szCs w:val="21"/>
-        </w:rPr>
-        <w:t>二项式定理与杨辉三角：二项式系数性质</w:t>
-      </w:r>
+      <w:pPr>
+        <w:spacing w:before="0" w:after="0" w:line="300" w:lineRule="auto"/>
+      </w:pPr>
     </w:p>
     <w:p>
       <w:pPr>
-        <w:spacing w:after="0" w:line="300" w:lineRule="auto"/>
+        <w:spacing w:before="0" w:after="0" w:line="300" w:lineRule="auto"/>
+      </w:pPr>
+      <w:r>
+        <w:rPr>
+          <w:rFonts w:ascii="Times New Roman" w:eastAsia="宋体" w:hAnsi="Times New Roman"/>
+          <w:b/>
+          <w:bCs/>
+          <w:sz w:val="21"/>
+          <w:szCs w:val="21"/>
+        </w:rPr>
+        <w:t xml:space="preserve">3.3 </w:t>
+      </w:r>
+      <w:r>
+        <w:rPr>
+          <w:rFonts w:ascii="Times New Roman" w:eastAsia="宋体" w:hAnsi="Times New Roman"/>
+          <w:b/>
+          <w:bCs/>
+          <w:sz w:val="21"/>
+          <w:szCs w:val="21"/>
+        </w:rPr>
+        <w:t>二项式定理与杨辉三角：二项式系数性质</w:t>
+      </w:r>
+    </w:p>
+    <w:p>
+      <w:pPr>
+        <w:spacing w:after="0" w:line="300" w:lineRule="auto" w:before="0"/>
         <w:rPr>
           <w:sz w:val="21"/>
           <w:szCs w:val="21"/>
@@ -21285,7 +21338,7 @@
     </w:p>
     <w:p>
       <w:pPr>
-        <w:spacing w:after="0" w:line="300" w:lineRule="auto"/>
+        <w:spacing w:after="0" w:line="300" w:lineRule="auto" w:before="0"/>
         <w:rPr>
           <w:sz w:val="21"/>
           <w:szCs w:val="21"/>
@@ -21583,7 +21636,7 @@
     </w:p>
     <w:p>
       <w:pPr>
-        <w:spacing w:after="0" w:line="300" w:lineRule="auto"/>
+        <w:spacing w:after="0" w:line="300" w:lineRule="auto" w:before="0"/>
         <w:rPr>
           <w:sz w:val="21"/>
           <w:szCs w:val="21"/>
@@ -21632,7 +21685,7 @@
     </w:p>
     <w:p>
       <w:pPr>
-        <w:spacing w:after="0" w:line="300" w:lineRule="auto"/>
+        <w:spacing w:after="0" w:line="300" w:lineRule="auto" w:before="0"/>
         <w:rPr>
           <w:sz w:val="21"/>
           <w:szCs w:val="21"/>
@@ -21828,10 +21881,14 @@
         <w:t>；</w:t>
       </w:r>
     </w:p>
-    <w:p/>
     <w:p>
       <w:pPr>
-        <w:spacing w:after="0" w:line="300" w:lineRule="auto"/>
+        <w:spacing w:before="0" w:after="0" w:line="300" w:lineRule="auto"/>
+      </w:pPr>
+    </w:p>
+    <w:p>
+      <w:pPr>
+        <w:spacing w:after="0" w:line="300" w:lineRule="auto" w:before="0"/>
         <w:rPr>
           <w:sz w:val="21"/>
           <w:szCs w:val="21"/>
@@ -22037,7 +22094,7 @@
           <w:tab w:val="left" w:pos="4156"/>
           <w:tab w:val="left" w:pos="6234"/>
         </w:tabs>
-        <w:spacing w:after="0" w:line="300" w:lineRule="auto"/>
+        <w:spacing w:after="0" w:line="300" w:lineRule="auto" w:before="0"/>
         <w:rPr>
           <w:sz w:val="21"/>
           <w:szCs w:val="21"/>
@@ -22145,7 +22202,7 @@
     </w:p>
     <w:p>
       <w:pPr>
-        <w:spacing w:after="0" w:line="300" w:lineRule="auto"/>
+        <w:spacing w:after="0" w:line="300" w:lineRule="auto" w:before="0"/>
         <w:rPr>
           <w:sz w:val="21"/>
           <w:szCs w:val="21"/>
@@ -22194,7 +22251,7 @@
     </w:p>
     <w:p>
       <w:pPr>
-        <w:spacing w:after="0" w:line="300" w:lineRule="auto"/>
+        <w:spacing w:after="0" w:line="300" w:lineRule="auto" w:before="0"/>
         <w:rPr>
           <w:sz w:val="21"/>
           <w:szCs w:val="21"/>
@@ -22368,7 +22425,7 @@
     </w:p>
     <w:p>
       <w:pPr>
-        <w:spacing w:after="0" w:line="300" w:lineRule="auto"/>
+        <w:spacing w:after="0" w:line="300" w:lineRule="auto" w:before="0"/>
         <w:rPr>
           <w:sz w:val="21"/>
           <w:szCs w:val="21"/>
@@ -22442,10 +22499,13 @@
     </w:p>
     <w:p>
       <w:pPr>
-        <w:spacing w:after="0" w:line="300" w:lineRule="auto"/>
+        <w:spacing w:after="0" w:line="300" w:lineRule="auto" w:before="0"/>
       </w:pPr>
     </w:p>
     <w:p>
+      <w:pPr>
+        <w:spacing w:before="0" w:after="0" w:line="300" w:lineRule="auto"/>
+      </w:pPr>
       <w:r>
         <w:rPr>
           <w:rFonts w:ascii="Times New Roman" w:eastAsia="宋体" w:hAnsi="Times New Roman"/>
@@ -22469,7 +22529,7 @@
     </w:p>
     <w:p>
       <w:pPr>
-        <w:spacing w:after="0" w:line="300" w:lineRule="auto"/>
+        <w:spacing w:after="0" w:line="300" w:lineRule="auto" w:before="0"/>
         <w:rPr>
           <w:sz w:val="21"/>
           <w:szCs w:val="21"/>
@@ -22615,7 +22675,7 @@
     </w:p>
     <w:p>
       <w:pPr>
-        <w:spacing w:after="0" w:line="300" w:lineRule="auto"/>
+        <w:spacing w:after="0" w:line="300" w:lineRule="auto" w:before="0"/>
         <w:rPr>
           <w:sz w:val="21"/>
           <w:szCs w:val="21"/>
@@ -22664,7 +22724,7 @@
     </w:p>
     <w:p>
       <w:pPr>
-        <w:spacing w:after="0" w:line="300" w:lineRule="auto"/>
+        <w:spacing w:after="0" w:line="300" w:lineRule="auto" w:before="0"/>
         <w:rPr>
           <w:sz w:val="21"/>
           <w:szCs w:val="21"/>
@@ -22980,10 +23040,14 @@
         <w:t>；</w:t>
       </w:r>
     </w:p>
-    <w:p/>
     <w:p>
       <w:pPr>
-        <w:spacing w:after="0" w:line="300" w:lineRule="auto"/>
+        <w:spacing w:before="0" w:after="0" w:line="300" w:lineRule="auto"/>
+      </w:pPr>
+    </w:p>
+    <w:p>
+      <w:pPr>
+        <w:spacing w:after="0" w:line="300" w:lineRule="auto" w:before="0"/>
         <w:rPr>
           <w:sz w:val="21"/>
           <w:szCs w:val="21"/>
@@ -23074,7 +23138,7 @@
     </w:p>
     <w:p>
       <w:pPr>
-        <w:spacing w:after="0" w:line="300" w:lineRule="auto"/>
+        <w:spacing w:after="0" w:line="300" w:lineRule="auto" w:before="0"/>
         <w:rPr>
           <w:sz w:val="21"/>
           <w:szCs w:val="21"/>
@@ -23123,7 +23187,7 @@
     </w:p>
     <w:p>
       <w:pPr>
-        <w:spacing w:after="0" w:line="300" w:lineRule="auto"/>
+        <w:spacing w:after="0" w:line="300" w:lineRule="auto" w:before="0"/>
         <w:rPr>
           <w:sz w:val="21"/>
           <w:szCs w:val="21"/>
@@ -23248,7 +23312,7 @@
     </w:p>
     <w:p>
       <w:pPr>
-        <w:spacing w:after="0" w:line="300" w:lineRule="auto"/>
+        <w:spacing w:after="0" w:line="300" w:lineRule="auto" w:before="0"/>
         <w:rPr>
           <w:sz w:val="21"/>
           <w:szCs w:val="21"/>
@@ -23444,32 +23508,39 @@
         <w:t>；</w:t>
       </w:r>
     </w:p>
-    <w:p/>
     <w:p>
-      <w:r>
-        <w:rPr>
-          <w:rFonts w:ascii="Times New Roman" w:eastAsia="宋体" w:hAnsi="Times New Roman"/>
-          <w:b/>
-          <w:bCs/>
-          <w:sz w:val="21"/>
-          <w:szCs w:val="21"/>
-        </w:rPr>
-        <w:t xml:space="preserve">3.3 </w:t>
-      </w:r>
-      <w:r>
-        <w:rPr>
-          <w:rFonts w:ascii="Times New Roman" w:eastAsia="宋体" w:hAnsi="Times New Roman"/>
-          <w:b/>
-          <w:bCs/>
-          <w:sz w:val="21"/>
-          <w:szCs w:val="21"/>
-        </w:rPr>
-        <w:t>二项式定理与杨辉三角：近似计算</w:t>
-      </w:r>
+      <w:pPr>
+        <w:spacing w:before="0" w:after="0" w:line="300" w:lineRule="auto"/>
+      </w:pPr>
     </w:p>
     <w:p>
       <w:pPr>
-        <w:spacing w:after="0" w:line="300" w:lineRule="auto"/>
+        <w:spacing w:before="0" w:after="0" w:line="300" w:lineRule="auto"/>
+      </w:pPr>
+      <w:r>
+        <w:rPr>
+          <w:rFonts w:ascii="Times New Roman" w:eastAsia="宋体" w:hAnsi="Times New Roman"/>
+          <w:b/>
+          <w:bCs/>
+          <w:sz w:val="21"/>
+          <w:szCs w:val="21"/>
+        </w:rPr>
+        <w:t xml:space="preserve">3.3 </w:t>
+      </w:r>
+      <w:r>
+        <w:rPr>
+          <w:rFonts w:ascii="Times New Roman" w:eastAsia="宋体" w:hAnsi="Times New Roman"/>
+          <w:b/>
+          <w:bCs/>
+          <w:sz w:val="21"/>
+          <w:szCs w:val="21"/>
+        </w:rPr>
+        <w:t>二项式定理与杨辉三角：近似计算</w:t>
+      </w:r>
+    </w:p>
+    <w:p>
+      <w:pPr>
+        <w:spacing w:after="0" w:line="300" w:lineRule="auto" w:before="0"/>
         <w:rPr>
           <w:sz w:val="21"/>
           <w:szCs w:val="21"/>
@@ -23570,7 +23641,7 @@
           <w:tab w:val="left" w:pos="4156"/>
           <w:tab w:val="left" w:pos="6234"/>
         </w:tabs>
-        <w:spacing w:after="0" w:line="300" w:lineRule="auto"/>
+        <w:spacing w:after="0" w:line="300" w:lineRule="auto" w:before="0"/>
         <w:rPr>
           <w:sz w:val="21"/>
           <w:szCs w:val="21"/>
@@ -23678,7 +23749,7 @@
     </w:p>
     <w:p>
       <w:pPr>
-        <w:spacing w:after="0" w:line="300" w:lineRule="auto"/>
+        <w:spacing w:after="0" w:line="300" w:lineRule="auto" w:before="0"/>
         <w:rPr>
           <w:sz w:val="21"/>
           <w:szCs w:val="21"/>
@@ -23727,7 +23798,7 @@
     </w:p>
     <w:p>
       <w:pPr>
-        <w:spacing w:after="0" w:line="300" w:lineRule="auto"/>
+        <w:spacing w:after="0" w:line="300" w:lineRule="auto" w:before="0"/>
         <w:rPr>
           <w:sz w:val="21"/>
           <w:szCs w:val="21"/>
@@ -24060,32 +24131,39 @@
         <w:t>；</w:t>
       </w:r>
     </w:p>
-    <w:p/>
     <w:p>
-      <w:r>
-        <w:rPr>
-          <w:rFonts w:ascii="Times New Roman" w:eastAsia="宋体" w:hAnsi="Times New Roman"/>
-          <w:b/>
-          <w:bCs/>
-          <w:sz w:val="21"/>
-          <w:szCs w:val="21"/>
-        </w:rPr>
-        <w:t xml:space="preserve">3.3 </w:t>
-      </w:r>
-      <w:r>
-        <w:rPr>
-          <w:rFonts w:ascii="Times New Roman" w:eastAsia="宋体" w:hAnsi="Times New Roman"/>
-          <w:b/>
-          <w:bCs/>
-          <w:sz w:val="21"/>
-          <w:szCs w:val="21"/>
-        </w:rPr>
-        <w:t>二项式定理与杨辉三角：赋值证恒等式</w:t>
-      </w:r>
+      <w:pPr>
+        <w:spacing w:before="0" w:after="0" w:line="300" w:lineRule="auto"/>
+      </w:pPr>
     </w:p>
     <w:p>
       <w:pPr>
-        <w:spacing w:after="0" w:line="300" w:lineRule="auto"/>
+        <w:spacing w:before="0" w:after="0" w:line="300" w:lineRule="auto"/>
+      </w:pPr>
+      <w:r>
+        <w:rPr>
+          <w:rFonts w:ascii="Times New Roman" w:eastAsia="宋体" w:hAnsi="Times New Roman"/>
+          <w:b/>
+          <w:bCs/>
+          <w:sz w:val="21"/>
+          <w:szCs w:val="21"/>
+        </w:rPr>
+        <w:t xml:space="preserve">3.3 </w:t>
+      </w:r>
+      <w:r>
+        <w:rPr>
+          <w:rFonts w:ascii="Times New Roman" w:eastAsia="宋体" w:hAnsi="Times New Roman"/>
+          <w:b/>
+          <w:bCs/>
+          <w:sz w:val="21"/>
+          <w:szCs w:val="21"/>
+        </w:rPr>
+        <w:t>二项式定理与杨辉三角：赋值证恒等式</w:t>
+      </w:r>
+    </w:p>
+    <w:p>
+      <w:pPr>
+        <w:spacing w:after="0" w:line="300" w:lineRule="auto" w:before="0"/>
         <w:rPr>
           <w:sz w:val="21"/>
           <w:szCs w:val="21"/>
@@ -24438,7 +24516,7 @@
     </w:p>
     <w:p>
       <w:pPr>
-        <w:spacing w:after="0" w:line="300" w:lineRule="auto"/>
+        <w:spacing w:after="0" w:line="300" w:lineRule="auto" w:before="0"/>
         <w:rPr>
           <w:sz w:val="21"/>
           <w:szCs w:val="21"/>
@@ -24487,7 +24565,7 @@
     </w:p>
     <w:p>
       <w:pPr>
-        <w:spacing w:after="0" w:line="300" w:lineRule="auto"/>
+        <w:spacing w:after="0" w:line="300" w:lineRule="auto" w:before="0"/>
         <w:rPr>
           <w:sz w:val="21"/>
           <w:szCs w:val="21"/>
@@ -25639,14 +25717,14 @@
 </file>
 
 <file path=word/footer1.xml><?xml version="1.0" encoding="utf-8"?>
-<w:ftr xmlns:w="http://schemas.openxmlformats.org/wordprocessingml/2006/main" xmlns:r="http://schemas.openxmlformats.org/officeDocument/2006/relationships">
-  <w:p>
+<w:ftr xmlns:w="http://schemas.openxmlformats.org/wordprocessingml/2006/main">
+  <w:p xmlns:w="http://schemas.openxmlformats.org/wordprocessingml/2006/main">
     <w:pPr>
       <w:jc w:val="center"/>
     </w:pPr>
     <w:r>
       <w:rPr>
-        <w:rFonts w:ascii="Times New Roman" w:hAnsi="Times New Roman" w:eastAsia="宋体"/>
+        <w:rFonts w:ascii="Times New Roman" w:hAnsi="Times New Roman" w:eastAsia="宋体" w:cs="Times New Roman"/>
         <w:sz w:val="21"/>
         <w:szCs w:val="21"/>
       </w:rPr>
@@ -25654,47 +25732,107 @@
     </w:r>
     <w:r>
       <w:rPr>
-        <w:rFonts w:ascii="Times New Roman" w:hAnsi="Times New Roman" w:eastAsia="宋体"/>
+        <w:rFonts w:ascii="Times New Roman" w:hAnsi="Times New Roman" w:eastAsia="宋体" w:cs="Times New Roman"/>
         <w:sz w:val="21"/>
         <w:szCs w:val="21"/>
       </w:rPr>
-      <w:t xml:space="preserve">第</w:t>
+      <w:t>第</w:t>
     </w:r>
-    <w:fldSimple w:instr=" PAGE ">
-      <w:r>
-        <w:rPr>
-          <w:rFonts w:ascii="Times New Roman" w:hAnsi="Times New Roman" w:eastAsia="宋体"/>
-          <w:sz w:val="21"/>
-          <w:szCs w:val="21"/>
-        </w:rPr>
-        <w:t xml:space="preserve">1</w:t>
-      </w:r>
-    </w:fldSimple>
     <w:r>
       <w:rPr>
-        <w:rFonts w:ascii="Times New Roman" w:hAnsi="Times New Roman" w:eastAsia="宋体"/>
+        <w:rFonts w:ascii="Times New Roman" w:hAnsi="Times New Roman" w:eastAsia="宋体" w:cs="Times New Roman"/>
         <w:sz w:val="21"/>
         <w:szCs w:val="21"/>
       </w:rPr>
-      <w:t xml:space="preserve">页（共</w:t>
+      <w:fldChar w:fldCharType="begin"/>
     </w:r>
-    <w:fldSimple w:instr=" NUMPAGES ">
-      <w:r>
-        <w:rPr>
-          <w:rFonts w:ascii="Times New Roman" w:hAnsi="Times New Roman" w:eastAsia="宋体"/>
-          <w:sz w:val="21"/>
-          <w:szCs w:val="21"/>
-        </w:rPr>
-        <w:t xml:space="preserve">1</w:t>
-      </w:r>
-    </w:fldSimple>
     <w:r>
       <w:rPr>
-        <w:rFonts w:ascii="Times New Roman" w:hAnsi="Times New Roman" w:eastAsia="宋体"/>
+        <w:rFonts w:ascii="Times New Roman" w:hAnsi="Times New Roman" w:eastAsia="宋体" w:cs="Times New Roman"/>
         <w:sz w:val="21"/>
         <w:szCs w:val="21"/>
       </w:rPr>
-      <w:t xml:space="preserve">页）</w:t>
+      <w:instrText xml:space="preserve"> PAGE </w:instrText>
+    </w:r>
+    <w:r>
+      <w:rPr>
+        <w:rFonts w:ascii="Times New Roman" w:hAnsi="Times New Roman" w:eastAsia="宋体" w:cs="Times New Roman"/>
+        <w:sz w:val="21"/>
+        <w:szCs w:val="21"/>
+      </w:rPr>
+      <w:fldChar w:fldCharType="separate"/>
+    </w:r>
+    <w:r>
+      <w:rPr>
+        <w:rFonts w:ascii="Times New Roman" w:hAnsi="Times New Roman" w:eastAsia="宋体" w:cs="Times New Roman"/>
+        <w:sz w:val="21"/>
+        <w:szCs w:val="21"/>
+      </w:rPr>
+      <w:t>1</w:t>
+    </w:r>
+    <w:r>
+      <w:rPr>
+        <w:rFonts w:ascii="Times New Roman" w:hAnsi="Times New Roman" w:eastAsia="宋体" w:cs="Times New Roman"/>
+        <w:sz w:val="21"/>
+        <w:szCs w:val="21"/>
+      </w:rPr>
+      <w:fldChar w:fldCharType="end"/>
+    </w:r>
+    <w:r>
+      <w:rPr>
+        <w:rFonts w:ascii="Times New Roman" w:hAnsi="Times New Roman" w:eastAsia="宋体" w:cs="Times New Roman"/>
+        <w:sz w:val="21"/>
+        <w:szCs w:val="21"/>
+      </w:rPr>
+      <w:t>页（共</w:t>
+    </w:r>
+    <w:r>
+      <w:rPr>
+        <w:rFonts w:ascii="Times New Roman" w:hAnsi="Times New Roman" w:eastAsia="宋体" w:cs="Times New Roman"/>
+        <w:sz w:val="21"/>
+        <w:szCs w:val="21"/>
+      </w:rPr>
+      <w:fldChar w:fldCharType="begin"/>
+    </w:r>
+    <w:r>
+      <w:rPr>
+        <w:rFonts w:ascii="Times New Roman" w:hAnsi="Times New Roman" w:eastAsia="宋体" w:cs="Times New Roman"/>
+        <w:sz w:val="21"/>
+        <w:szCs w:val="21"/>
+      </w:rPr>
+      <w:instrText xml:space="preserve"> NUMPAGES </w:instrText>
+    </w:r>
+    <w:r>
+      <w:rPr>
+        <w:rFonts w:ascii="Times New Roman" w:hAnsi="Times New Roman" w:eastAsia="宋体" w:cs="Times New Roman"/>
+        <w:sz w:val="21"/>
+        <w:szCs w:val="21"/>
+      </w:rPr>
+      <w:fldChar w:fldCharType="separate"/>
+    </w:r>
+    <w:r>
+      <w:rPr>
+        <w:rFonts w:ascii="Times New Roman" w:hAnsi="Times New Roman" w:eastAsia="宋体" w:cs="Times New Roman"/>
+        <w:sz w:val="21"/>
+        <w:szCs w:val="21"/>
+      </w:rPr>
+      <w:t>7</w:t>
+    </w:r>
+    <w:r>
+      <w:rPr>
+        <w:rFonts w:ascii="Times New Roman" w:hAnsi="Times New Roman" w:eastAsia="宋体" w:cs="Times New Roman"/>
+        <w:sz w:val="21"/>
+        <w:szCs w:val="21"/>
+      </w:rPr>
+      <w:fldChar w:fldCharType="end"/>
+    </w:r>
+    <w:r>
+      <w:rPr>
+        <w:rFonts w:ascii="Times New Roman" w:hAnsi="Times New Roman" w:eastAsia="宋体" w:cs="Times New Roman"/>
+        <w:sz w:val="21"/>
+        <w:szCs w:val="21"/>
+      </w:rPr>
+      <w:t>页）</w:t>
     </w:r>
   </w:p>
 </w:ftr>
@@ -25933,15 +26071,14 @@
   <w:docDefaults>
     <w:rPrDefault>
       <w:rPr>
-        <w:rFonts w:asciiTheme="minorHAnsi" w:eastAsiaTheme="minorEastAsia" w:hAnsiTheme="minorHAnsi" w:cstheme="minorBidi"/>
-        <w:sz w:val="22"/>
-        <w:szCs w:val="22"/>
-        <w:lang w:val="en-US" w:eastAsia="en-US" w:bidi="ar-SA"/>
+        <w:rFonts w:ascii="Times New Roman" w:hAnsi="Times New Roman" w:eastAsia="宋体" w:cs="Times New Roman"/>
+        <w:sz w:val="21"/>
+        <w:szCs w:val="21"/>
       </w:rPr>
     </w:rPrDefault>
     <w:pPrDefault>
       <w:pPr>
-        <w:spacing w:after="200" w:line="276" w:lineRule="auto"/>
+        <w:spacing w:before="0" w:after="0" w:line="300" w:lineRule="auto"/>
       </w:pPr>
     </w:pPrDefault>
   </w:docDefaults>

--- a/高中数学/高中数学同步/人教B版选必2 第3章 排列、组合与二项式定理·简单卷（29题）.docx
+++ b/高中数学/高中数学同步/人教B版选必2 第3章 排列、组合与二项式定理·简单卷（29题）.docx
@@ -25720,7 +25720,7 @@
 <w:ftr xmlns:w="http://schemas.openxmlformats.org/wordprocessingml/2006/main">
   <w:p xmlns:w="http://schemas.openxmlformats.org/wordprocessingml/2006/main">
     <w:pPr>
-      <w:jc w:val="center"/>
+      <w:jc w:val="left"/>
     </w:pPr>
     <w:r>
       <w:rPr>

--- a/高中数学/高中数学同步/人教B版选必2 第3章 排列、组合与二项式定理·简单卷（29题）.docx
+++ b/高中数学/高中数学同步/人教B版选必2 第3章 排列、组合与二项式定理·简单卷（29题）.docx
@@ -9152,28 +9152,24 @@
       <w:r>
         <w:t>∵</w:t>
       </w:r>
-      <w:r>
-        <w:t>，，，</w:t>
-      </w:r>
       <m:oMath>
         <m:r>
           <w:rPr>
-            <w:rFonts w:cs="Cambria Math"/>
+            <w:rFonts w:ascii="Cambria Math" w:eastAsia="宋体" w:hAnsi="Cambria Math" w:cs="Cambria Math"/>
           </w:rPr>
-          <m:t>1=</m:t>
+          <m:t>1</m:t>
+        </m:r>
+        <m:r>
+          <w:rPr>
+            <w:rFonts w:ascii="Cambria Math" w:eastAsia="宋体" w:hAnsi="Cambria Math" w:cs="Cambria Math"/>
+          </w:rPr>
+          <m:t>=</m:t>
         </m:r>
         <m:sSubSup>
-          <m:sSubSupPr>
-            <m:ctrlPr>
-              <w:rPr>
-                <w:rFonts w:ascii="Cambria Math" w:hAnsi="Cambria Math"/>
-              </w:rPr>
-            </m:ctrlPr>
-          </m:sSubSupPr>
           <m:e>
             <m:r>
               <w:rPr>
-                <w:rFonts w:cs="Cambria Math"/>
+                <w:rFonts w:ascii="Cambria Math" w:eastAsia="宋体" w:hAnsi="Cambria Math" w:cs="Cambria Math"/>
               </w:rPr>
               <m:t>C</m:t>
             </m:r>
@@ -9181,7 +9177,7 @@
           <m:sub>
             <m:r>
               <w:rPr>
-                <w:rFonts w:cs="Cambria Math"/>
+                <w:rFonts w:ascii="Cambria Math" w:eastAsia="宋体" w:hAnsi="Cambria Math" w:cs="Cambria Math"/>
               </w:rPr>
               <m:t>4</m:t>
             </m:r>
@@ -9189,7 +9185,7 @@
           <m:sup>
             <m:r>
               <w:rPr>
-                <w:rFonts w:cs="Cambria Math"/>
+                <w:rFonts w:ascii="Cambria Math" w:eastAsia="宋体" w:hAnsi="Cambria Math" w:cs="Cambria Math"/>
               </w:rPr>
               <m:t>0</m:t>
             </m:r>
@@ -9197,22 +9193,15 @@
         </m:sSubSup>
         <m:r>
           <w:rPr>
-            <w:rFonts w:cs="Cambria Math"/>
+            <w:rFonts w:ascii="Cambria Math" w:eastAsia="宋体" w:hAnsi="Cambria Math" w:cs="Cambria Math"/>
           </w:rPr>
           <m:t>=</m:t>
         </m:r>
         <m:sSubSup>
-          <m:sSubSupPr>
-            <m:ctrlPr>
-              <w:rPr>
-                <w:rFonts w:ascii="Cambria Math" w:hAnsi="Cambria Math"/>
-              </w:rPr>
-            </m:ctrlPr>
-          </m:sSubSupPr>
           <m:e>
             <m:r>
               <w:rPr>
-                <w:rFonts w:cs="Cambria Math"/>
+                <w:rFonts w:ascii="Cambria Math" w:eastAsia="宋体" w:hAnsi="Cambria Math" w:cs="Cambria Math"/>
               </w:rPr>
               <m:t>C</m:t>
             </m:r>
@@ -9220,7 +9209,7 @@
           <m:sub>
             <m:r>
               <w:rPr>
-                <w:rFonts w:cs="Cambria Math"/>
+                <w:rFonts w:ascii="Cambria Math" w:eastAsia="宋体" w:hAnsi="Cambria Math" w:cs="Cambria Math"/>
               </w:rPr>
               <m:t>4</m:t>
             </m:r>
@@ -9228,69 +9217,66 @@
           <m:sup>
             <m:r>
               <w:rPr>
-                <w:rFonts w:cs="Cambria Math"/>
+                <w:rFonts w:ascii="Cambria Math" w:eastAsia="宋体" w:hAnsi="Cambria Math" w:cs="Cambria Math"/>
               </w:rPr>
               <m:t>4</m:t>
+            </m:r>
+          </m:sup>
+        </m:sSubSup>
+      </m:oMath>
+      <w:r>
+        <w:t>，</w:t>
+      </w:r>
+      <m:oMath>
+        <m:r>
+          <w:rPr>
+            <w:rFonts w:ascii="Cambria Math" w:eastAsia="宋体" w:hAnsi="Cambria Math" w:cs="Cambria Math"/>
+          </w:rPr>
+          <m:t>4</m:t>
+        </m:r>
+        <m:r>
+          <w:rPr>
+            <w:rFonts w:ascii="Cambria Math" w:eastAsia="宋体" w:hAnsi="Cambria Math" w:cs="Cambria Math"/>
+          </w:rPr>
+          <m:t>=</m:t>
+        </m:r>
+        <m:sSubSup>
+          <m:e>
+            <m:r>
+              <w:rPr>
+                <w:rFonts w:ascii="Cambria Math" w:eastAsia="宋体" w:hAnsi="Cambria Math" w:cs="Cambria Math"/>
+              </w:rPr>
+              <m:t>C</m:t>
+            </m:r>
+          </m:e>
+          <m:sub>
+            <m:r>
+              <w:rPr>
+                <w:rFonts w:ascii="Cambria Math" w:eastAsia="宋体" w:hAnsi="Cambria Math" w:cs="Cambria Math"/>
+              </w:rPr>
+              <m:t>4</m:t>
+            </m:r>
+          </m:sub>
+          <m:sup>
+            <m:r>
+              <w:rPr>
+                <w:rFonts w:ascii="Cambria Math" w:eastAsia="宋体" w:hAnsi="Cambria Math" w:cs="Cambria Math"/>
+              </w:rPr>
+              <m:t>1</m:t>
             </m:r>
           </m:sup>
         </m:sSubSup>
         <m:r>
           <w:rPr>
-            <w:rFonts w:cs="Cambria Math"/>
-          </w:rPr>
-          <m:t>4=</m:t>
-        </m:r>
-        <m:sSubSup>
-          <m:sSubSupPr>
-            <m:ctrlPr>
-              <w:rPr>
-                <w:rFonts w:ascii="Cambria Math" w:hAnsi="Cambria Math"/>
-              </w:rPr>
-            </m:ctrlPr>
-          </m:sSubSupPr>
-          <m:e>
-            <m:r>
-              <w:rPr>
-                <w:rFonts w:cs="Cambria Math"/>
-              </w:rPr>
-              <m:t>C</m:t>
-            </m:r>
-          </m:e>
-          <m:sub>
-            <m:r>
-              <w:rPr>
-                <w:rFonts w:cs="Cambria Math"/>
-              </w:rPr>
-              <m:t>4</m:t>
-            </m:r>
-          </m:sub>
-          <m:sup>
-            <m:r>
-              <w:rPr>
-                <w:rFonts w:cs="Cambria Math"/>
-              </w:rPr>
-              <m:t>1</m:t>
-            </m:r>
-          </m:sup>
-        </m:sSubSup>
-        <m:r>
-          <w:rPr>
-            <w:rFonts w:cs="Cambria Math"/>
+            <w:rFonts w:ascii="Cambria Math" w:eastAsia="宋体" w:hAnsi="Cambria Math" w:cs="Cambria Math"/>
           </w:rPr>
           <m:t>=</m:t>
         </m:r>
         <m:sSubSup>
-          <m:sSubSupPr>
-            <m:ctrlPr>
-              <w:rPr>
-                <w:rFonts w:ascii="Cambria Math" w:hAnsi="Cambria Math"/>
-              </w:rPr>
-            </m:ctrlPr>
-          </m:sSubSupPr>
           <m:e>
             <m:r>
               <w:rPr>
-                <w:rFonts w:cs="Cambria Math"/>
+                <w:rFonts w:ascii="Cambria Math" w:eastAsia="宋体" w:hAnsi="Cambria Math" w:cs="Cambria Math"/>
               </w:rPr>
               <m:t>C</m:t>
             </m:r>
@@ -9298,7 +9284,7 @@
           <m:sub>
             <m:r>
               <w:rPr>
-                <w:rFonts w:cs="Cambria Math"/>
+                <w:rFonts w:ascii="Cambria Math" w:eastAsia="宋体" w:hAnsi="Cambria Math" w:cs="Cambria Math"/>
               </w:rPr>
               <m:t>4</m:t>
             </m:r>
@@ -9306,52 +9292,59 @@
           <m:sup>
             <m:r>
               <w:rPr>
-                <w:rFonts w:cs="Cambria Math"/>
+                <w:rFonts w:ascii="Cambria Math" w:eastAsia="宋体" w:hAnsi="Cambria Math" w:cs="Cambria Math"/>
               </w:rPr>
               <m:t>3</m:t>
-            </m:r>
-          </m:sup>
-        </m:sSubSup>
-        <m:r>
-          <w:rPr>
-            <w:rFonts w:cs="Cambria Math"/>
-          </w:rPr>
-          <m:t>6=</m:t>
-        </m:r>
-        <m:sSubSup>
-          <m:sSubSupPr>
-            <m:ctrlPr>
-              <w:rPr>
-                <w:rFonts w:ascii="Cambria Math" w:hAnsi="Cambria Math"/>
-              </w:rPr>
-            </m:ctrlPr>
-          </m:sSubSupPr>
-          <m:e>
-            <m:r>
-              <w:rPr>
-                <w:rFonts w:cs="Cambria Math"/>
-              </w:rPr>
-              <m:t>C</m:t>
-            </m:r>
-          </m:e>
-          <m:sub>
-            <m:r>
-              <w:rPr>
-                <w:rFonts w:cs="Cambria Math"/>
-              </w:rPr>
-              <m:t>4</m:t>
-            </m:r>
-          </m:sub>
-          <m:sup>
-            <m:r>
-              <w:rPr>
-                <w:rFonts w:cs="Cambria Math"/>
-              </w:rPr>
-              <m:t>2</m:t>
             </m:r>
           </m:sup>
         </m:sSubSup>
       </m:oMath>
+      <w:r>
+        <w:t>，</w:t>
+      </w:r>
+      <m:oMath>
+        <m:r>
+          <w:rPr>
+            <w:rFonts w:ascii="Cambria Math" w:eastAsia="宋体" w:hAnsi="Cambria Math" w:cs="Cambria Math"/>
+          </w:rPr>
+          <m:t>6</m:t>
+        </m:r>
+        <m:r>
+          <w:rPr>
+            <w:rFonts w:ascii="Cambria Math" w:eastAsia="宋体" w:hAnsi="Cambria Math" w:cs="Cambria Math"/>
+          </w:rPr>
+          <m:t>=</m:t>
+        </m:r>
+        <m:sSubSup>
+          <m:e>
+            <m:r>
+              <w:rPr>
+                <w:rFonts w:ascii="Cambria Math" w:eastAsia="宋体" w:hAnsi="Cambria Math" w:cs="Cambria Math"/>
+              </w:rPr>
+              <m:t>C</m:t>
+            </m:r>
+          </m:e>
+          <m:sub>
+            <m:r>
+              <w:rPr>
+                <w:rFonts w:ascii="Cambria Math" w:eastAsia="宋体" w:hAnsi="Cambria Math" w:cs="Cambria Math"/>
+              </w:rPr>
+              <m:t>4</m:t>
+            </m:r>
+          </m:sub>
+          <m:sup>
+            <m:r>
+              <w:rPr>
+                <w:rFonts w:ascii="Cambria Math" w:eastAsia="宋体" w:hAnsi="Cambria Math" w:cs="Cambria Math"/>
+              </w:rPr>
+              <m:t>2</m:t>
+            </m:r>
+          </m:sup>
+        </m:sSubSup>
+      </m:oMath>
+      <w:r>
+        <w:t>，</w:t>
+      </w:r>
       <w:r>
         <w:t>∴</w:t>
       </w:r>
@@ -9836,7 +9829,7 @@
         </m:sSup>
       </m:oMath>
       <w:r>
-        <w:t>；．</w:t>
+        <w:t>；</w:t>
       </w:r>
       <m:oMath>
         <m:r>
@@ -9932,6 +9925,9 @@
           </m:sup>
         </m:sSup>
       </m:oMath>
+      <w:r>
+        <w:t>．</w:t>
+      </w:r>
     </w:p>
     <w:p/>
     <w:p>
@@ -14817,55 +14813,143 @@
 <file path=word/footer1.xml><?xml version="1.0" encoding="utf-8"?>
 <w:ftr xmlns:wpc="http://schemas.microsoft.com/office/word/2010/wordprocessingCanvas" xmlns:cx="http://schemas.microsoft.com/office/drawing/2014/chartex" xmlns:cx1="http://schemas.microsoft.com/office/drawing/2015/9/8/chartex" xmlns:cx2="http://schemas.microsoft.com/office/drawing/2015/10/21/chartex" xmlns:cx3="http://schemas.microsoft.com/office/drawing/2016/5/9/chartex" xmlns:cx4="http://schemas.microsoft.com/office/drawing/2016/5/10/chartex" xmlns:cx5="http://schemas.microsoft.com/office/drawing/2016/5/11/chartex" xmlns:cx6="http://schemas.microsoft.com/office/drawing/2016/5/12/chartex" xmlns:cx7="http://schemas.microsoft.com/office/drawing/2016/5/13/chartex" xmlns:cx8="http://schemas.microsoft.com/office/drawing/2016/5/14/chartex" xmlns:mc="http://schemas.openxmlformats.org/markup-compatibility/2006" xmlns:aink="http://schemas.microsoft.com/office/drawing/2016/ink" xmlns:am3d="http://schemas.microsoft.com/office/drawing/2017/model3d" xmlns:o="urn:schemas-microsoft-com:office:office" xmlns:oel="http://schemas.microsoft.com/office/2019/extlst" xmlns:r="http://schemas.openxmlformats.org/officeDocument/2006/relationships" xmlns:m="http://schemas.openxmlformats.org/officeDocument/2006/math" xmlns:v="urn:schemas-microsoft-com:vml" xmlns:wp14="http://schemas.microsoft.com/office/word/2010/wordprocessingDrawing" xmlns:wp="http://schemas.openxmlformats.org/drawingml/2006/wordprocessingDrawing" xmlns:w10="urn:schemas-microsoft-com:office:word" xmlns:w="http://schemas.openxmlformats.org/wordprocessingml/2006/main" xmlns:w14="http://schemas.microsoft.com/office/word/2010/wordml" xmlns:w15="http://schemas.microsoft.com/office/word/2012/wordml" xmlns:w16cex="http://schemas.microsoft.com/office/word/2018/wordml/cex" xmlns:w16cid="http://schemas.microsoft.com/office/word/2016/wordml/cid" xmlns:w16="http://schemas.microsoft.com/office/word/2018/wordml" xmlns:w16sdtdh="http://schemas.microsoft.com/office/word/2020/wordml/sdtdatahash" xmlns:w16se="http://schemas.microsoft.com/office/word/2015/wordml/symex" xmlns:wpg="http://schemas.microsoft.com/office/word/2010/wordprocessingGroup" xmlns:wpi="http://schemas.microsoft.com/office/word/2010/wordprocessingInk" xmlns:wne="http://schemas.microsoft.com/office/word/2006/wordml" xmlns:wps="http://schemas.microsoft.com/office/word/2010/wordprocessingShape" mc:Ignorable="w14 w15 w16se w16cid w16 w16cex w16sdtdh wp14">
   <w:p>
+    <w:pPr>
+      <w:jc w:val="left"/>
+    </w:pPr>
     <w:r>
+      <w:rPr>
+        <w:rFonts w:ascii="Times New Roman" w:hAnsi="Times New Roman" w:eastAsia="宋体" w:cs="Times New Roman"/>
+        <w:sz w:val="21"/>
+        <w:szCs w:val="21"/>
+      </w:rPr>
       <w:t>第</w:t>
     </w:r>
     <w:r>
+      <w:rPr>
+        <w:rFonts w:ascii="Times New Roman" w:hAnsi="Times New Roman" w:eastAsia="宋体" w:cs="Times New Roman"/>
+        <w:sz w:val="21"/>
+        <w:szCs w:val="21"/>
+      </w:rPr>
       <w:t>3</w:t>
     </w:r>
     <w:r>
+      <w:rPr>
+        <w:rFonts w:ascii="Times New Roman" w:hAnsi="Times New Roman" w:eastAsia="宋体" w:cs="Times New Roman"/>
+        <w:sz w:val="21"/>
+        <w:szCs w:val="21"/>
+      </w:rPr>
       <w:t>章</w:t>
     </w:r>
     <w:r>
+      <w:rPr>
+        <w:rFonts w:ascii="Times New Roman" w:hAnsi="Times New Roman" w:eastAsia="宋体" w:cs="Times New Roman"/>
+        <w:sz w:val="21"/>
+        <w:szCs w:val="21"/>
+      </w:rPr>
       <w:t>·</w:t>
     </w:r>
     <w:r>
+      <w:rPr>
+        <w:rFonts w:ascii="Times New Roman" w:hAnsi="Times New Roman" w:eastAsia="宋体" w:cs="Times New Roman"/>
+        <w:sz w:val="21"/>
+        <w:szCs w:val="21"/>
+      </w:rPr>
       <w:t>简单　第</w:t>
     </w:r>
     <w:r>
+      <w:rPr>
+        <w:rFonts w:ascii="Times New Roman" w:hAnsi="Times New Roman" w:eastAsia="宋体" w:cs="Times New Roman"/>
+        <w:sz w:val="21"/>
+        <w:szCs w:val="21"/>
+      </w:rPr>
       <w:fldChar w:fldCharType="begin"/>
     </w:r>
     <w:r>
+      <w:rPr>
+        <w:rFonts w:ascii="Times New Roman" w:hAnsi="Times New Roman" w:eastAsia="宋体" w:cs="Times New Roman"/>
+        <w:sz w:val="21"/>
+        <w:szCs w:val="21"/>
+      </w:rPr>
       <w:instrText xml:space="preserve"> PAGE </w:instrText>
     </w:r>
     <w:r>
+      <w:rPr>
+        <w:rFonts w:ascii="Times New Roman" w:hAnsi="Times New Roman" w:eastAsia="宋体" w:cs="Times New Roman"/>
+        <w:sz w:val="21"/>
+        <w:szCs w:val="21"/>
+      </w:rPr>
       <w:fldChar w:fldCharType="separate"/>
     </w:r>
     <w:r>
+      <w:rPr>
+        <w:rFonts w:ascii="Times New Roman" w:hAnsi="Times New Roman" w:eastAsia="宋体" w:cs="Times New Roman"/>
+        <w:sz w:val="21"/>
+        <w:szCs w:val="21"/>
+      </w:rPr>
       <w:t>1</w:t>
     </w:r>
     <w:r>
+      <w:rPr>
+        <w:rFonts w:ascii="Times New Roman" w:hAnsi="Times New Roman" w:eastAsia="宋体" w:cs="Times New Roman"/>
+        <w:sz w:val="21"/>
+        <w:szCs w:val="21"/>
+      </w:rPr>
       <w:fldChar w:fldCharType="end"/>
     </w:r>
     <w:r>
+      <w:rPr>
+        <w:rFonts w:ascii="Times New Roman" w:hAnsi="Times New Roman" w:eastAsia="宋体" w:cs="Times New Roman"/>
+        <w:sz w:val="21"/>
+        <w:szCs w:val="21"/>
+      </w:rPr>
       <w:t>页（共</w:t>
     </w:r>
     <w:r>
+      <w:rPr>
+        <w:rFonts w:ascii="Times New Roman" w:hAnsi="Times New Roman" w:eastAsia="宋体" w:cs="Times New Roman"/>
+        <w:sz w:val="21"/>
+        <w:szCs w:val="21"/>
+      </w:rPr>
       <w:fldChar w:fldCharType="begin"/>
     </w:r>
     <w:r>
+      <w:rPr>
+        <w:rFonts w:ascii="Times New Roman" w:hAnsi="Times New Roman" w:eastAsia="宋体" w:cs="Times New Roman"/>
+        <w:sz w:val="21"/>
+        <w:szCs w:val="21"/>
+      </w:rPr>
       <w:instrText xml:space="preserve"> NUMPAGES </w:instrText>
     </w:r>
     <w:r>
+      <w:rPr>
+        <w:rFonts w:ascii="Times New Roman" w:hAnsi="Times New Roman" w:eastAsia="宋体" w:cs="Times New Roman"/>
+        <w:sz w:val="21"/>
+        <w:szCs w:val="21"/>
+      </w:rPr>
       <w:fldChar w:fldCharType="separate"/>
     </w:r>
     <w:r>
+      <w:rPr>
+        <w:rFonts w:ascii="Times New Roman" w:hAnsi="Times New Roman" w:eastAsia="宋体" w:cs="Times New Roman"/>
+        <w:sz w:val="21"/>
+        <w:szCs w:val="21"/>
+      </w:rPr>
       <w:t>7</w:t>
     </w:r>
     <w:r>
+      <w:rPr>
+        <w:rFonts w:ascii="Times New Roman" w:hAnsi="Times New Roman" w:eastAsia="宋体" w:cs="Times New Roman"/>
+        <w:sz w:val="21"/>
+        <w:szCs w:val="21"/>
+      </w:rPr>
       <w:fldChar w:fldCharType="end"/>
     </w:r>
     <w:r>
+      <w:rPr>
+        <w:rFonts w:ascii="Times New Roman" w:hAnsi="Times New Roman" w:eastAsia="宋体" w:cs="Times New Roman"/>
+        <w:sz w:val="21"/>
+        <w:szCs w:val="21"/>
+      </w:rPr>
       <w:t>页）</w:t>
     </w:r>
   </w:p>
@@ -15113,7 +15197,7 @@
     </w:rPrDefault>
     <w:pPrDefault>
       <w:pPr>
-        <w:spacing w:line="300" w:lineRule="auto"/>
+        <w:spacing w:line="300" w:lineRule="auto" w:before="0" w:after="0"/>
       </w:pPr>
     </w:pPrDefault>
   </w:docDefaults>

--- a/高中数学/高中数学同步/人教B版选必2 第3章 排列、组合与二项式定理·简单卷（29题）.docx
+++ b/高中数学/高中数学同步/人教B版选必2 第3章 排列、组合与二项式定理·简单卷（29题）.docx
@@ -14910,39 +14910,7 @@
         <w:sz w:val="21"/>
         <w:szCs w:val="21"/>
       </w:rPr>
-      <w:fldChar w:fldCharType="begin"/>
-    </w:r>
-    <w:r>
-      <w:rPr>
-        <w:rFonts w:ascii="Times New Roman" w:hAnsi="Times New Roman" w:eastAsia="宋体" w:cs="Times New Roman"/>
-        <w:sz w:val="21"/>
-        <w:szCs w:val="21"/>
-      </w:rPr>
-      <w:instrText xml:space="preserve"> NUMPAGES </w:instrText>
-    </w:r>
-    <w:r>
-      <w:rPr>
-        <w:rFonts w:ascii="Times New Roman" w:hAnsi="Times New Roman" w:eastAsia="宋体" w:cs="Times New Roman"/>
-        <w:sz w:val="21"/>
-        <w:szCs w:val="21"/>
-      </w:rPr>
-      <w:fldChar w:fldCharType="separate"/>
-    </w:r>
-    <w:r>
-      <w:rPr>
-        <w:rFonts w:ascii="Times New Roman" w:hAnsi="Times New Roman" w:eastAsia="宋体" w:cs="Times New Roman"/>
-        <w:sz w:val="21"/>
-        <w:szCs w:val="21"/>
-      </w:rPr>
       <w:t>7</w:t>
-    </w:r>
-    <w:r>
-      <w:rPr>
-        <w:rFonts w:ascii="Times New Roman" w:hAnsi="Times New Roman" w:eastAsia="宋体" w:cs="Times New Roman"/>
-        <w:sz w:val="21"/>
-        <w:szCs w:val="21"/>
-      </w:rPr>
-      <w:fldChar w:fldCharType="end"/>
     </w:r>
     <w:r>
       <w:rPr>
